--- a/klagomål/A 60620-2025 FSC-klagomål.docx
+++ b/klagomål/A 60620-2025 FSC-klagomål.docx
@@ -1051,7 +1051,7 @@
     <w:r>
       <w:tab/>
       <w:tab/>
-      <w:t>2025-12-06</w:t>
+      <w:t>2025-12-07</w:t>
       <w:br/>
       <w:br/>
     </w:r>

--- a/klagomål/A 60620-2025 FSC-klagomål.docx
+++ b/klagomål/A 60620-2025 FSC-klagomål.docx
@@ -1051,7 +1051,7 @@
     <w:r>
       <w:tab/>
       <w:tab/>
-      <w:t>2025-12-07</w:t>
+      <w:t>2025-12-08</w:t>
       <w:br/>
       <w:br/>
     </w:r>

--- a/klagomål/A 60620-2025 FSC-klagomål.docx
+++ b/klagomål/A 60620-2025 FSC-klagomål.docx
@@ -1051,7 +1051,7 @@
     <w:r>
       <w:tab/>
       <w:tab/>
-      <w:t>2025-12-08</w:t>
+      <w:t>2025-12-09</w:t>
       <w:br/>
       <w:br/>
     </w:r>

--- a/klagomål/A 60620-2025 FSC-klagomål.docx
+++ b/klagomål/A 60620-2025 FSC-klagomål.docx
@@ -1051,7 +1051,7 @@
     <w:r>
       <w:tab/>
       <w:tab/>
-      <w:t>2025-12-09</w:t>
+      <w:t>2025-12-10</w:t>
       <w:br/>
       <w:br/>
     </w:r>

--- a/klagomål/A 60620-2025 FSC-klagomål.docx
+++ b/klagomål/A 60620-2025 FSC-klagomål.docx
@@ -1051,7 +1051,7 @@
     <w:r>
       <w:tab/>
       <w:tab/>
-      <w:t>2025-12-10</w:t>
+      <w:t>2025-12-11</w:t>
       <w:br/>
       <w:br/>
     </w:r>

--- a/klagomål/A 60620-2025 FSC-klagomål.docx
+++ b/klagomål/A 60620-2025 FSC-klagomål.docx
@@ -1051,7 +1051,7 @@
     <w:r>
       <w:tab/>
       <w:tab/>
-      <w:t>2025-12-11</w:t>
+      <w:t>2025-12-12</w:t>
       <w:br/>
       <w:br/>
     </w:r>

--- a/klagomål/A 60620-2025 FSC-klagomål.docx
+++ b/klagomål/A 60620-2025 FSC-klagomål.docx
@@ -1051,7 +1051,7 @@
     <w:r>
       <w:tab/>
       <w:tab/>
-      <w:t>2025-12-12</w:t>
+      <w:t>2025-12-13</w:t>
       <w:br/>
       <w:br/>
     </w:r>

--- a/klagomål/A 60620-2025 FSC-klagomål.docx
+++ b/klagomål/A 60620-2025 FSC-klagomål.docx
@@ -1051,7 +1051,7 @@
     <w:r>
       <w:tab/>
       <w:tab/>
-      <w:t>2025-12-19</w:t>
+      <w:t>2025-12-20</w:t>
       <w:br/>
       <w:br/>
     </w:r>

--- a/klagomål/A 60620-2025 FSC-klagomål.docx
+++ b/klagomål/A 60620-2025 FSC-klagomål.docx
@@ -1051,7 +1051,7 @@
     <w:r>
       <w:tab/>
       <w:tab/>
-      <w:t>2025-12-20</w:t>
+      <w:t>2025-12-21</w:t>
       <w:br/>
       <w:br/>
     </w:r>

--- a/klagomål/A 60620-2025 FSC-klagomål.docx
+++ b/klagomål/A 60620-2025 FSC-klagomål.docx
@@ -1051,7 +1051,7 @@
     <w:r>
       <w:tab/>
       <w:tab/>
-      <w:t>2025-12-21</w:t>
+      <w:t>2025-12-22</w:t>
       <w:br/>
       <w:br/>
     </w:r>

--- a/klagomål/A 60620-2025 FSC-klagomål.docx
+++ b/klagomål/A 60620-2025 FSC-klagomål.docx
@@ -1051,7 +1051,7 @@
     <w:r>
       <w:tab/>
       <w:tab/>
-      <w:t>2025-12-22</w:t>
+      <w:t>2025-12-26</w:t>
       <w:br/>
       <w:br/>
     </w:r>

--- a/klagomål/A 60620-2025 FSC-klagomål.docx
+++ b/klagomål/A 60620-2025 FSC-klagomål.docx
@@ -1051,7 +1051,7 @@
     <w:r>
       <w:tab/>
       <w:tab/>
-      <w:t>2025-12-26</w:t>
+      <w:t>2025-12-28</w:t>
       <w:br/>
       <w:br/>
     </w:r>

--- a/klagomål/A 60620-2025 FSC-klagomål.docx
+++ b/klagomål/A 60620-2025 FSC-klagomål.docx
@@ -1051,7 +1051,7 @@
     <w:r>
       <w:tab/>
       <w:tab/>
-      <w:t>2025-12-28</w:t>
+      <w:t>2025-12-29</w:t>
       <w:br/>
       <w:br/>
     </w:r>

--- a/klagomål/A 60620-2025 FSC-klagomål.docx
+++ b/klagomål/A 60620-2025 FSC-klagomål.docx
@@ -1051,7 +1051,7 @@
     <w:r>
       <w:tab/>
       <w:tab/>
-      <w:t>2025-12-29</w:t>
+      <w:t>2025-12-30</w:t>
       <w:br/>
       <w:br/>
     </w:r>

--- a/klagomål/A 60620-2025 FSC-klagomål.docx
+++ b/klagomål/A 60620-2025 FSC-klagomål.docx
@@ -1051,7 +1051,7 @@
     <w:r>
       <w:tab/>
       <w:tab/>
-      <w:t>2025-12-30</w:t>
+      <w:t>2025-12-31</w:t>
       <w:br/>
       <w:br/>
     </w:r>

--- a/klagomål/A 60620-2025 FSC-klagomål.docx
+++ b/klagomål/A 60620-2025 FSC-klagomål.docx
@@ -1051,7 +1051,7 @@
     <w:r>
       <w:tab/>
       <w:tab/>
-      <w:t>2025-12-31</w:t>
+      <w:t>2026-01-03</w:t>
       <w:br/>
       <w:br/>
     </w:r>

--- a/klagomål/A 60620-2025 FSC-klagomål.docx
+++ b/klagomål/A 60620-2025 FSC-klagomål.docx
@@ -1051,7 +1051,7 @@
     <w:r>
       <w:tab/>
       <w:tab/>
-      <w:t>2026-01-07</w:t>
+      <w:t>2026-01-08</w:t>
       <w:br/>
       <w:br/>
     </w:r>

--- a/klagomål/A 60620-2025 FSC-klagomål.docx
+++ b/klagomål/A 60620-2025 FSC-klagomål.docx
@@ -1051,7 +1051,7 @@
     <w:r>
       <w:tab/>
       <w:tab/>
-      <w:t>2026-01-08</w:t>
+      <w:t>2026-01-09</w:t>
       <w:br/>
       <w:br/>
     </w:r>

--- a/klagomål/A 60620-2025 FSC-klagomål.docx
+++ b/klagomål/A 60620-2025 FSC-klagomål.docx
@@ -1051,7 +1051,7 @@
     <w:r>
       <w:tab/>
       <w:tab/>
-      <w:t>2026-01-09</w:t>
+      <w:t>2026-01-10</w:t>
       <w:br/>
       <w:br/>
     </w:r>

--- a/klagomål/A 60620-2025 FSC-klagomål.docx
+++ b/klagomål/A 60620-2025 FSC-klagomål.docx
@@ -1051,7 +1051,7 @@
     <w:r>
       <w:tab/>
       <w:tab/>
-      <w:t>2026-01-10</w:t>
+      <w:t>2026-01-11</w:t>
       <w:br/>
       <w:br/>
     </w:r>

--- a/klagomål/A 60620-2025 FSC-klagomål.docx
+++ b/klagomål/A 60620-2025 FSC-klagomål.docx
@@ -1051,7 +1051,7 @@
     <w:r>
       <w:tab/>
       <w:tab/>
-      <w:t>2026-01-11</w:t>
+      <w:t>2026-01-12</w:t>
       <w:br/>
       <w:br/>
     </w:r>

--- a/klagomål/A 60620-2025 FSC-klagomål.docx
+++ b/klagomål/A 60620-2025 FSC-klagomål.docx
@@ -1051,7 +1051,7 @@
     <w:r>
       <w:tab/>
       <w:tab/>
-      <w:t>2026-01-12</w:t>
+      <w:t>2026-01-13</w:t>
       <w:br/>
       <w:br/>
     </w:r>

--- a/klagomål/A 60620-2025 FSC-klagomål.docx
+++ b/klagomål/A 60620-2025 FSC-klagomål.docx
@@ -1051,7 +1051,7 @@
     <w:r>
       <w:tab/>
       <w:tab/>
-      <w:t>2026-01-13</w:t>
+      <w:t>2026-01-14</w:t>
       <w:br/>
       <w:br/>
     </w:r>

--- a/klagomål/A 60620-2025 FSC-klagomål.docx
+++ b/klagomål/A 60620-2025 FSC-klagomål.docx
@@ -1051,7 +1051,7 @@
     <w:r>
       <w:tab/>
       <w:tab/>
-      <w:t>2026-01-14</w:t>
+      <w:t>2026-01-15</w:t>
       <w:br/>
       <w:br/>
     </w:r>

--- a/klagomål/A 60620-2025 FSC-klagomål.docx
+++ b/klagomål/A 60620-2025 FSC-klagomål.docx
@@ -1051,7 +1051,7 @@
     <w:r>
       <w:tab/>
       <w:tab/>
-      <w:t>2026-01-15</w:t>
+      <w:t>2026-01-16</w:t>
       <w:br/>
       <w:br/>
     </w:r>

--- a/klagomål/A 60620-2025 FSC-klagomål.docx
+++ b/klagomål/A 60620-2025 FSC-klagomål.docx
@@ -1051,7 +1051,7 @@
     <w:r>
       <w:tab/>
       <w:tab/>
-      <w:t>2026-01-16</w:t>
+      <w:t>2026-01-17</w:t>
       <w:br/>
       <w:br/>
     </w:r>

--- a/klagomål/A 60620-2025 FSC-klagomål.docx
+++ b/klagomål/A 60620-2025 FSC-klagomål.docx
@@ -1051,7 +1051,7 @@
     <w:r>
       <w:tab/>
       <w:tab/>
-      <w:t>2026-01-17</w:t>
+      <w:t>2026-01-18</w:t>
       <w:br/>
       <w:br/>
     </w:r>

--- a/klagomål/A 60620-2025 FSC-klagomål.docx
+++ b/klagomål/A 60620-2025 FSC-klagomål.docx
@@ -1051,7 +1051,7 @@
     <w:r>
       <w:tab/>
       <w:tab/>
-      <w:t>2026-01-18</w:t>
+      <w:t>2026-01-19</w:t>
       <w:br/>
       <w:br/>
     </w:r>

--- a/klagomål/A 60620-2025 FSC-klagomål.docx
+++ b/klagomål/A 60620-2025 FSC-klagomål.docx
@@ -1051,7 +1051,7 @@
     <w:r>
       <w:tab/>
       <w:tab/>
-      <w:t>2026-01-19</w:t>
+      <w:t>2026-01-20</w:t>
       <w:br/>
       <w:br/>
     </w:r>

--- a/klagomål/A 60620-2025 FSC-klagomål.docx
+++ b/klagomål/A 60620-2025 FSC-klagomål.docx
@@ -1051,7 +1051,7 @@
     <w:r>
       <w:tab/>
       <w:tab/>
-      <w:t>2026-01-20</w:t>
+      <w:t>2026-01-21</w:t>
       <w:br/>
       <w:br/>
     </w:r>

--- a/klagomål/A 60620-2025 FSC-klagomål.docx
+++ b/klagomål/A 60620-2025 FSC-klagomål.docx
@@ -1051,7 +1051,7 @@
     <w:r>
       <w:tab/>
       <w:tab/>
-      <w:t>2026-01-21</w:t>
+      <w:t>2026-01-23</w:t>
       <w:br/>
       <w:br/>
     </w:r>

--- a/klagomål/A 60620-2025 FSC-klagomål.docx
+++ b/klagomål/A 60620-2025 FSC-klagomål.docx
@@ -1051,7 +1051,7 @@
     <w:r>
       <w:tab/>
       <w:tab/>
-      <w:t>2026-01-23</w:t>
+      <w:t>2026-01-24</w:t>
       <w:br/>
       <w:br/>
     </w:r>

--- a/klagomål/A 60620-2025 FSC-klagomål.docx
+++ b/klagomål/A 60620-2025 FSC-klagomål.docx
@@ -1051,7 +1051,7 @@
     <w:r>
       <w:tab/>
       <w:tab/>
-      <w:t>2026-01-24</w:t>
+      <w:t>2026-01-25</w:t>
       <w:br/>
       <w:br/>
     </w:r>

--- a/klagomål/A 60620-2025 FSC-klagomål.docx
+++ b/klagomål/A 60620-2025 FSC-klagomål.docx
@@ -1051,7 +1051,7 @@
     <w:r>
       <w:tab/>
       <w:tab/>
-      <w:t>2026-01-25</w:t>
+      <w:t>2026-01-26</w:t>
       <w:br/>
       <w:br/>
     </w:r>

--- a/klagomål/A 60620-2025 FSC-klagomål.docx
+++ b/klagomål/A 60620-2025 FSC-klagomål.docx
@@ -1051,7 +1051,7 @@
     <w:r>
       <w:tab/>
       <w:tab/>
-      <w:t>2026-01-26</w:t>
+      <w:t>2026-01-27</w:t>
       <w:br/>
       <w:br/>
     </w:r>

--- a/klagomål/A 60620-2025 FSC-klagomål.docx
+++ b/klagomål/A 60620-2025 FSC-klagomål.docx
@@ -1051,7 +1051,7 @@
     <w:r>
       <w:tab/>
       <w:tab/>
-      <w:t>2026-01-27</w:t>
+      <w:t>2026-01-28</w:t>
       <w:br/>
       <w:br/>
     </w:r>

--- a/klagomål/A 60620-2025 FSC-klagomål.docx
+++ b/klagomål/A 60620-2025 FSC-klagomål.docx
@@ -1199,7 +1199,7 @@
     <w:r>
       <w:tab/>
       <w:tab/>
-      <w:t>2026-03-13</w:t>
+      <w:t>2026-03-16</w:t>
       <w:br/>
       <w:br/>
     </w:r>

--- a/klagomål/A 60620-2025 FSC-klagomål.docx
+++ b/klagomål/A 60620-2025 FSC-klagomål.docx
@@ -1199,7 +1199,7 @@
     <w:r>
       <w:tab/>
       <w:tab/>
-      <w:t>2026-03-16</w:t>
+      <w:t>2026-03-17</w:t>
       <w:br/>
       <w:br/>
     </w:r>

--- a/klagomål/A 60620-2025 FSC-klagomål.docx
+++ b/klagomål/A 60620-2025 FSC-klagomål.docx
@@ -1199,7 +1199,7 @@
     <w:r>
       <w:tab/>
       <w:tab/>
-      <w:t>2026-03-17</w:t>
+      <w:t>2026-03-18</w:t>
       <w:br/>
       <w:br/>
     </w:r>

--- a/klagomål/A 60620-2025 FSC-klagomål.docx
+++ b/klagomål/A 60620-2025 FSC-klagomål.docx
@@ -1199,7 +1199,7 @@
     <w:r>
       <w:tab/>
       <w:tab/>
-      <w:t>2026-03-18</w:t>
+      <w:t>2026-03-19</w:t>
       <w:br/>
       <w:br/>
     </w:r>

--- a/klagomål/A 60620-2025 FSC-klagomål.docx
+++ b/klagomål/A 60620-2025 FSC-klagomål.docx
@@ -1199,7 +1199,7 @@
     <w:r>
       <w:tab/>
       <w:tab/>
-      <w:t>2026-03-19</w:t>
+      <w:t>2026-03-20</w:t>
       <w:br/>
       <w:br/>
     </w:r>

--- a/klagomål/A 60620-2025 FSC-klagomål.docx
+++ b/klagomål/A 60620-2025 FSC-klagomål.docx
@@ -1199,7 +1199,7 @@
     <w:r>
       <w:tab/>
       <w:tab/>
-      <w:t>2026-03-20</w:t>
+      <w:t>2026-03-21</w:t>
       <w:br/>
       <w:br/>
     </w:r>

--- a/klagomål/A 60620-2025 FSC-klagomål.docx
+++ b/klagomål/A 60620-2025 FSC-klagomål.docx
@@ -1199,7 +1199,7 @@
     <w:r>
       <w:tab/>
       <w:tab/>
-      <w:t>2026-03-21</w:t>
+      <w:t>2026-03-22</w:t>
       <w:br/>
       <w:br/>
     </w:r>

--- a/klagomål/A 60620-2025 FSC-klagomål.docx
+++ b/klagomål/A 60620-2025 FSC-klagomål.docx
@@ -1199,7 +1199,7 @@
     <w:r>
       <w:tab/>
       <w:tab/>
-      <w:t>2026-03-22</w:t>
+      <w:t>2026-03-23</w:t>
       <w:br/>
       <w:br/>
     </w:r>

--- a/klagomål/A 60620-2025 FSC-klagomål.docx
+++ b/klagomål/A 60620-2025 FSC-klagomål.docx
@@ -1199,7 +1199,7 @@
     <w:r>
       <w:tab/>
       <w:tab/>
-      <w:t>2026-03-23</w:t>
+      <w:t>2026-03-24</w:t>
       <w:br/>
       <w:br/>
     </w:r>

--- a/klagomål/A 60620-2025 FSC-klagomål.docx
+++ b/klagomål/A 60620-2025 FSC-klagomål.docx
@@ -1199,7 +1199,7 @@
     <w:r>
       <w:tab/>
       <w:tab/>
-      <w:t>2026-03-24</w:t>
+      <w:t>2026-03-25</w:t>
       <w:br/>
       <w:br/>
     </w:r>

--- a/klagomål/A 60620-2025 FSC-klagomål.docx
+++ b/klagomål/A 60620-2025 FSC-klagomål.docx
@@ -1199,7 +1199,7 @@
     <w:r>
       <w:tab/>
       <w:tab/>
-      <w:t>2026-03-25</w:t>
+      <w:t>2026-03-26</w:t>
       <w:br/>
       <w:br/>
     </w:r>

--- a/klagomål/A 60620-2025 FSC-klagomål.docx
+++ b/klagomål/A 60620-2025 FSC-klagomål.docx
@@ -1199,7 +1199,7 @@
     <w:r>
       <w:tab/>
       <w:tab/>
-      <w:t>2026-03-26</w:t>
+      <w:t>2026-03-27</w:t>
       <w:br/>
       <w:br/>
     </w:r>

--- a/klagomål/A 60620-2025 FSC-klagomål.docx
+++ b/klagomål/A 60620-2025 FSC-klagomål.docx
@@ -1199,7 +1199,7 @@
     <w:r>
       <w:tab/>
       <w:tab/>
-      <w:t>2026-03-27</w:t>
+      <w:t>2026-03-28</w:t>
       <w:br/>
       <w:br/>
     </w:r>

--- a/klagomål/A 60620-2025 FSC-klagomål.docx
+++ b/klagomål/A 60620-2025 FSC-klagomål.docx
@@ -1199,7 +1199,7 @@
     <w:r>
       <w:tab/>
       <w:tab/>
-      <w:t>2026-03-28</w:t>
+      <w:t>2026-03-29</w:t>
       <w:br/>
       <w:br/>
     </w:r>

--- a/klagomål/A 60620-2025 FSC-klagomål.docx
+++ b/klagomål/A 60620-2025 FSC-klagomål.docx
@@ -1199,7 +1199,7 @@
     <w:r>
       <w:tab/>
       <w:tab/>
-      <w:t>2026-03-29</w:t>
+      <w:t>2026-03-30</w:t>
       <w:br/>
       <w:br/>
     </w:r>

--- a/klagomål/A 60620-2025 FSC-klagomål.docx
+++ b/klagomål/A 60620-2025 FSC-klagomål.docx
@@ -1199,7 +1199,7 @@
     <w:r>
       <w:tab/>
       <w:tab/>
-      <w:t>2026-03-30</w:t>
+      <w:t>2026-03-31</w:t>
       <w:br/>
       <w:br/>
     </w:r>

--- a/klagomål/A 60620-2025 FSC-klagomål.docx
+++ b/klagomål/A 60620-2025 FSC-klagomål.docx
@@ -1199,7 +1199,7 @@
     <w:r>
       <w:tab/>
       <w:tab/>
-      <w:t>2026-03-31</w:t>
+      <w:t>2026-04-01</w:t>
       <w:br/>
       <w:br/>
     </w:r>

--- a/klagomål/A 60620-2025 FSC-klagomål.docx
+++ b/klagomål/A 60620-2025 FSC-klagomål.docx
@@ -1199,7 +1199,7 @@
     <w:r>
       <w:tab/>
       <w:tab/>
-      <w:t>2026-04-01</w:t>
+      <w:t>2026-04-02</w:t>
       <w:br/>
       <w:br/>
     </w:r>

--- a/klagomål/A 60620-2025 FSC-klagomål.docx
+++ b/klagomål/A 60620-2025 FSC-klagomål.docx
@@ -1199,7 +1199,7 @@
     <w:r>
       <w:tab/>
       <w:tab/>
-      <w:t>2026-04-02</w:t>
+      <w:t>2026-04-03</w:t>
       <w:br/>
       <w:br/>
     </w:r>

--- a/klagomål/A 60620-2025 FSC-klagomål.docx
+++ b/klagomål/A 60620-2025 FSC-klagomål.docx
@@ -1199,7 +1199,7 @@
     <w:r>
       <w:tab/>
       <w:tab/>
-      <w:t>2026-04-03</w:t>
+      <w:t>2026-04-04</w:t>
       <w:br/>
       <w:br/>
     </w:r>

--- a/klagomål/A 60620-2025 FSC-klagomål.docx
+++ b/klagomål/A 60620-2025 FSC-klagomål.docx
@@ -1199,7 +1199,7 @@
     <w:r>
       <w:tab/>
       <w:tab/>
-      <w:t>2026-04-04</w:t>
+      <w:t>2026-04-05</w:t>
       <w:br/>
       <w:br/>
     </w:r>

--- a/klagomål/A 60620-2025 FSC-klagomål.docx
+++ b/klagomål/A 60620-2025 FSC-klagomål.docx
@@ -1199,7 +1199,7 @@
     <w:r>
       <w:tab/>
       <w:tab/>
-      <w:t>2026-04-05</w:t>
+      <w:t>2026-04-06</w:t>
       <w:br/>
       <w:br/>
     </w:r>

--- a/klagomål/A 60620-2025 FSC-klagomål.docx
+++ b/klagomål/A 60620-2025 FSC-klagomål.docx
@@ -300,10 +300,10 @@
         <w:rPr>
           <w:b/>
         </w:rPr>
-        <w:t>Garnlav (NT)</w:t>
-      </w:r>
-      <w:r>
-        <w:t xml:space="preserve"> är en utpräglad barrskogsart som ibland kan drapera träden i norrländska grannaturskogar med hög luftfuktighet. Den förekommer även i talldominerade bestånd där den, förutom i trädens grenverk, påträffas hängande över ojämnheter i tallbarken. Arten har minskat starkt i södra och mellersta Sverige och den minskar även i sitt nordliga utbredningsområde. Orsaken till tillbakagången beror främst på slutavverkningar av naturskogsartade skogar. Bestånd med riklig förekomst bör regelmässigt sparas. Garnlav är värdväxt för den mycket sällsynta och akut hotade fjärilen barrskogslavfly (CR) som hör hemma i boreala barrskogar med riklig förekomst av värdväxten. Tidigare kunde arten konstateras årligen på flera platser vid Dala-Floda i Dalarna innan lokalerna kalavverkades. Senaste fyndet i landet av barrskogslavfly är från år 2000 då den påträffades vid Högberget i Sollefteå kommun. Garnlav är typisk art för </w:t>
+        <w:t>Garnlav (VU)</w:t>
+      </w:r>
+      <w:r>
+        <w:t xml:space="preserve"> är en utpräglad barrskogsart som ibland kan drapera träden i norrländska grannaturskogar med hög luftfuktighet. Den förekommer även i talldominerade bestånd där den, förutom i trädens grenverk, påträffas hängande över ojämnheter i tallbarken. Arten har minskat starkt i södra och mellersta Sverige och den minskar även i sitt nordliga utbredningsområde. Minskningstakten uppgår till 30 (20–50) % inom 50 år och överstiger gränsvärdet för Sårbar (VU). Orsaken till tillbakagången beror främst på slutavverkningar av naturskogsartade skogar. Bestånd med riklig förekomst bör regelmässigt sparas, vilket även gynnar flera andra sällsynta och rödlistade arter. Garnlav är värdväxt för den mycket sällsynta och akut hotade fjärilen barrskogslavfly (CR) som hör hemma i boreala barrskogar med riklig förekomst av värdväxten. Tidigare kunde arten konstateras årligen på flera platser vid Dala-Floda i Dalarna innan lokalerna kalavverkades. Senaste fyndet i landet av barrskogslavfly är från år 2000 då den påträffades vid Högberget i Sollefteå kommun. Garnlav är typisk art för </w:t>
       </w:r>
       <w:r>
         <w:rPr>
@@ -321,7 +321,7 @@
         <w:t xml:space="preserve"> 9070 Trädklädd betesmark</w:t>
       </w:r>
       <w:r>
-        <w:t xml:space="preserve"> (SLU Artdatabanken, 2024).</w:t>
+        <w:t xml:space="preserve"> (SLU Artdatabanken, 2026).</w:t>
       </w:r>
     </w:p>
     <w:p>
@@ -370,25 +370,34 @@
         <w:t>Lunglav (NT)</w:t>
       </w:r>
       <w:r>
-        <w:t xml:space="preserve"> är en av vårt lands främsta signalarter som överallt indikerar gamla lövträd, skogsbestånd med höga naturvärden och ekosystem med långskoglig kontinuitet. Lokalt kan förekomsten vara mycket riklig men den hittas nästan enbart i gamla och ej slutavverkade skogar. Artens samtliga förekomster bör uppmärksammas från naturvårdssynpunkt, då många lokaler även hyser andra ovanliga och rödlistade arter. Rikliga förekomster bör skyddas med biotopskydd, frivilliga avsättningar eller reservat. Det finns ett antal sällsynta lavparasiter som växer på lunglav: lunglavsknapp (VU), skrovelmössing (DD), lunglavshårprick (DD), </w:t>
+        <w:t xml:space="preserve"> är en av vårt lands främsta signalarter som överallt indikerar gamla lövträd, skogsbestånd med höga naturvärden och ekosystem med långskoglig kontinuitet. Lokalt kan förekomsten vara mycket riklig men den hittas nästan enbart i gamla och ej slutavverkade skogar. Artens samtliga förekomster bör uppmärksammas från naturvårdssynpunkt, då många lokaler även hyser andra ovanliga och rödlistade arter. Rikliga förekomster bör skyddas med biotopskydd, frivilliga avsättningar eller reservat. På lunglav kan de sällsynta lavparasiterna lunglavshårprick (CR), </w:t>
       </w:r>
       <w:r>
         <w:rPr>
           <w:i/>
         </w:rPr>
-        <w:t>Calycina alstrupii</w:t>
-      </w:r>
-      <w:r>
-        <w:t xml:space="preserve"> (NA) och </w:t>
+        <w:t>Abrothallus diederichii</w:t>
+      </w:r>
+      <w:r>
+        <w:t xml:space="preserve"> (VU), </w:t>
       </w:r>
       <w:r>
         <w:rPr>
           <w:i/>
         </w:rPr>
-        <w:t>Chalara lobariae</w:t>
-      </w:r>
-      <w:r>
-        <w:t xml:space="preserve"> (NA). Lunglav är typisk art för </w:t>
+        <w:t>Abrothallus lobariae</w:t>
+      </w:r>
+      <w:r>
+        <w:t xml:space="preserve"> (VU), </w:t>
+      </w:r>
+      <w:r>
+        <w:rPr>
+          <w:i/>
+        </w:rPr>
+        <w:t>Calycina lobariae</w:t>
+      </w:r>
+      <w:r>
+        <w:t xml:space="preserve"> (VU), lunglavsknapp (VU) och skrovelmössing (VU) påträffas. Lunglav är typisk art för </w:t>
       </w:r>
       <w:r>
         <w:rPr>
@@ -406,7 +415,7 @@
         <w:t xml:space="preserve"> 6530 Lövängar</w:t>
       </w:r>
       <w:r>
-        <w:t xml:space="preserve"> (SLU Artdatabanken, 2025; SLU Artdatabanken, 2024; Nitare &amp; Skogsstyrelsen, 2019).</w:t>
+        <w:t xml:space="preserve"> (SLU Artdatabanken, 2026; Nitare &amp; Skogsstyrelsen, 2019).</w:t>
       </w:r>
     </w:p>
     <w:p>
@@ -417,7 +426,34 @@
         <w:t>Stuplav</w:t>
       </w:r>
       <w:r>
-        <w:t xml:space="preserve"> är en mycket bra signalart i hela sitt utbredningsområde och förekommer nästan enbart i skogsmiljöer med höga naturvärden. Den indikerar långvarig förekomst av gamla lövträd och miljöer med konstant hög luftfuktighet. Stuplav är typisk art för </w:t>
+        <w:t xml:space="preserve"> är en mycket bra signalart i hela sitt utbredningsområde och förekommer nästan enbart i skogsmiljöer med höga naturvärden. Den indikerar långvarig förekomst av gamla lövträd och miljöer med konstant hög luftfuktighet. I skogar med suboceaniskt klimat finns det en mycket sällsynt parasit, njurlavsknapp </w:t>
+      </w:r>
+      <w:r>
+        <w:rPr>
+          <w:i/>
+        </w:rPr>
+        <w:t>Pletocarpon nephromeum</w:t>
+      </w:r>
+      <w:r>
+        <w:t xml:space="preserve"> (EN), som växer på stuplav. Ytterligare två sällsynta lavparasiter, </w:t>
+      </w:r>
+      <w:r>
+        <w:rPr>
+          <w:i/>
+        </w:rPr>
+        <w:t>Protounguicularia nephromatis</w:t>
+      </w:r>
+      <w:r>
+        <w:t xml:space="preserve"> (VU) och </w:t>
+      </w:r>
+      <w:r>
+        <w:rPr>
+          <w:i/>
+        </w:rPr>
+        <w:t>Refractohilum galligenum</w:t>
+      </w:r>
+      <w:r>
+        <w:t xml:space="preserve"> (NT), kan också påträffas på stuplav. Stuplav är typisk art för </w:t>
       </w:r>
       <w:r>
         <w:rPr>
@@ -426,16 +462,7 @@
         <w:t>9010 Taiga</w:t>
       </w:r>
       <w:r>
-        <w:t xml:space="preserve">. I skogar med suboceaniskt klimat finns det en mycket sällsynt parasit, njurlavsknapp </w:t>
-      </w:r>
-      <w:r>
-        <w:rPr>
-          <w:i/>
-        </w:rPr>
-        <w:t>Pletocarpon nephromeum</w:t>
-      </w:r>
-      <w:r>
-        <w:t xml:space="preserve"> (EN), som växer på stuplav (SLU Artdatabanken, 2024; Nitare &amp; Skogsstyrelsen, 2019).</w:t>
+        <w:t xml:space="preserve"> (SLU Artdatabanken, 2026; Nitare &amp; Skogsstyrelsen, 2019).</w:t>
       </w:r>
     </w:p>
     <w:p>
@@ -830,7 +857,39 @@
     </w:p>
     <w:p>
       <w:r>
-        <w:t xml:space="preserve">Lunglav (NT) är en av vårt lands främsta signalarter som överallt indikerar gamla lövträd, skogsbestånd med höga naturvärden och ekosystem med lång skoglig kontinuitet. Lokalt kan förekomsten vara mycket riklig men den hittas nästan enbart i gamla och ej slutavverkade skogar. Artens samtliga förekomster bör uppmärksammas från naturvårdssynpunkt, då många lokaler även hyser andra ovanliga och rödlistade arter. Rikliga förekomster bör skyddas med biotopskydd, frivilliga avsättningar eller reservat. Lunglav är typisk art för </w:t>
+        <w:t xml:space="preserve">Lunglav (NT) är en av vårt lands främsta signalarter som överallt indikerar gamla lövträd, skogsbestånd med höga naturvärden och ekosystem med lång skoglig kontinuitet. Lokalt kan förekomsten vara mycket riklig men den hittas nästan enbart i gamla och ej slutavverkade skogar. Artens samtliga förekomster bör uppmärksammas från naturvårdssynpunkt, då många lokaler även hyser andra ovanliga och rödlistade arter, däribland de sällsynta lavparasiterna lunglavshårprick (CR), </w:t>
+      </w:r>
+      <w:r>
+        <w:rPr>
+          <w:i/>
+        </w:rPr>
+        <w:t>Abrothallus diederichii</w:t>
+      </w:r>
+      <w:r>
+        <w:t xml:space="preserve"> (VU), </w:t>
+      </w:r>
+      <w:r>
+        <w:rPr>
+          <w:i/>
+        </w:rPr>
+        <w:t>Abrothallus lobariae</w:t>
+      </w:r>
+      <w:r>
+        <w:t xml:space="preserve"> (VU), </w:t>
+      </w:r>
+      <w:r>
+        <w:rPr>
+          <w:i/>
+        </w:rPr>
+        <w:t>Calycina lobariae</w:t>
+      </w:r>
+      <w:r>
+        <w:t xml:space="preserve"> (VU), lunglavsknapp (VU) och skrovelmössing (VU), som växer på lunglav. Rikliga förekomster med lunglav bör skyddas med biotopskydd, frivilliga avsättningar eller reservat (SLU Artdatabanken, 2026; Nitare &amp; Skogsstyrelsen, 2019).</w:t>
+      </w:r>
+    </w:p>
+    <w:p>
+      <w:r>
+        <w:t xml:space="preserve">Lunglav är typisk art för </w:t>
       </w:r>
       <w:r>
         <w:rPr>
@@ -848,57 +907,7 @@
         <w:t xml:space="preserve"> 6530 Lövängar</w:t>
       </w:r>
       <w:r>
-        <w:t xml:space="preserve"> (SLU Artdatabanken, 2024; Nitare &amp; Skogsstyrelsen, 2019).</w:t>
-      </w:r>
-    </w:p>
-    <w:p>
-      <w:r>
-        <w:t xml:space="preserve">På lunglav kan man sällsynt finna små svarta skivlika bildningar som liknar apothecier men som är en parasitisk svamp, Lunglavsknapp </w:t>
-      </w:r>
-      <w:r>
-        <w:rPr>
-          <w:i/>
-        </w:rPr>
-        <w:t>Plectocarpon lichenum</w:t>
-      </w:r>
-      <w:r>
-        <w:t xml:space="preserve"> (VU). Det finns ytterligare ett antal parasiter vilka bara förekommer på lunglav: Skrovelmössing </w:t>
-      </w:r>
-      <w:r>
-        <w:rPr>
-          <w:i/>
-        </w:rPr>
-        <w:t>Dactylospora lobariella</w:t>
-      </w:r>
-      <w:r>
-        <w:t xml:space="preserve"> (rödlistad som Kunskapsbrist DD) och Lunglavshårprick </w:t>
-      </w:r>
-      <w:r>
-        <w:rPr>
-          <w:i/>
-        </w:rPr>
-        <w:t>Niesslia lobariae</w:t>
-      </w:r>
-      <w:r>
-        <w:t xml:space="preserve"> (rödlistad som Kunskapsbrist DD). Skrovelmössing (DD) har små svarta apothecier och bruna, 1-septerade sporer och Lunglavshårprick (DD) har brunhåriga perithecier och färglösa, 1-septerade sporer. Nyligen har ytterligare två lavparasiter påträffats i Sverige som växer på lunglav: </w:t>
-      </w:r>
-      <w:r>
-        <w:rPr>
-          <w:i/>
-        </w:rPr>
-        <w:t>Calycina alstrupii</w:t>
-      </w:r>
-      <w:r>
-        <w:t xml:space="preserve"> (NA) och </w:t>
-      </w:r>
-      <w:r>
-        <w:rPr>
-          <w:i/>
-        </w:rPr>
-        <w:t>Chalara lobariae</w:t>
-      </w:r>
-      <w:r>
-        <w:t xml:space="preserve"> (NA) (SLU Artdatabanken, 2025; SLU Artdatabanken, 2024; Nitare &amp; Skogsstyrelsen, 2019).</w:t>
+        <w:t xml:space="preserve"> (SLU Artdatabanken, 2026).</w:t>
       </w:r>
     </w:p>
     <w:p>
@@ -925,7 +934,7 @@
     </w:p>
     <w:p>
       <w:r>
-        <w:t xml:space="preserve">SLU Artdatabanken, 2024. </w:t>
+        <w:t xml:space="preserve">SLU Artdatabanken, 2026. </w:t>
       </w:r>
       <w:r>
         <w:rPr>
@@ -935,20 +944,6 @@
       </w:r>
       <w:r>
         <w:t>SLU Artdatabanken, Uppsala.</w:t>
-      </w:r>
-    </w:p>
-    <w:p>
-      <w:r>
-        <w:t xml:space="preserve">SLU Artdatabanken, 2025. </w:t>
-      </w:r>
-      <w:r>
-        <w:rPr>
-          <w:i/>
-        </w:rPr>
-        <w:t xml:space="preserve">Över 20 nya lavparasiter för Sverige. </w:t>
-      </w:r>
-      <w:r>
-        <w:t>https://www.slu.se/artdatabanken/arter-och-natur/artiklar/over-20-nya-lavparasiter-for-sverige/</w:t>
       </w:r>
     </w:p>
     <w:p>
@@ -1199,7 +1194,7 @@
     <w:r>
       <w:tab/>
       <w:tab/>
-      <w:t>2026-04-06</w:t>
+      <w:t>2026-04-07</w:t>
       <w:br/>
       <w:br/>
     </w:r>

--- a/klagomål/A 60620-2025 FSC-klagomål.docx
+++ b/klagomål/A 60620-2025 FSC-klagomål.docx
@@ -1194,7 +1194,7 @@
     <w:r>
       <w:tab/>
       <w:tab/>
-      <w:t>2026-04-07</w:t>
+      <w:t>2026-04-08</w:t>
       <w:br/>
       <w:br/>
     </w:r>

--- a/klagomål/A 60620-2025 FSC-klagomål.docx
+++ b/klagomål/A 60620-2025 FSC-klagomål.docx
@@ -1194,7 +1194,7 @@
     <w:r>
       <w:tab/>
       <w:tab/>
-      <w:t>2026-04-08</w:t>
+      <w:t>2026-04-09</w:t>
       <w:br/>
       <w:br/>
     </w:r>

--- a/klagomål/A 60620-2025 FSC-klagomål.docx
+++ b/klagomål/A 60620-2025 FSC-klagomål.docx
@@ -1194,7 +1194,7 @@
     <w:r>
       <w:tab/>
       <w:tab/>
-      <w:t>2026-04-09</w:t>
+      <w:t>2026-04-10</w:t>
       <w:br/>
       <w:br/>
     </w:r>

--- a/klagomål/A 60620-2025 FSC-klagomål.docx
+++ b/klagomål/A 60620-2025 FSC-klagomål.docx
@@ -1194,7 +1194,7 @@
     <w:r>
       <w:tab/>
       <w:tab/>
-      <w:t>2026-04-10</w:t>
+      <w:t>2026-04-11</w:t>
       <w:br/>
       <w:br/>
     </w:r>

--- a/klagomål/A 60620-2025 FSC-klagomål.docx
+++ b/klagomål/A 60620-2025 FSC-klagomål.docx
@@ -1221,7 +1221,7 @@
     <w:r>
       <w:tab/>
       <w:tab/>
-      <w:t>2026-06-15</w:t>
+      <w:t>2026-06-16</w:t>
       <w:br/>
       <w:br/>
     </w:r>

--- a/klagomål/A 60620-2025 FSC-klagomål.docx
+++ b/klagomål/A 60620-2025 FSC-klagomål.docx
@@ -1221,7 +1221,7 @@
     <w:r>
       <w:tab/>
       <w:tab/>
-      <w:t>2026-06-16</w:t>
+      <w:t>2026-06-17</w:t>
       <w:br/>
       <w:br/>
     </w:r>

--- a/klagomål/A 60620-2025 FSC-klagomål.docx
+++ b/klagomål/A 60620-2025 FSC-klagomål.docx
@@ -1,6 +1,6 @@
 
 <file path=word/document.xml><?xml version="1.0" encoding="utf-8"?>
-<w:document xmlns:wpc="http://schemas.microsoft.com/office/word/2010/wordprocessingCanvas" xmlns:cx="http://schemas.microsoft.com/office/drawing/2014/chartex" xmlns:cx1="http://schemas.microsoft.com/office/drawing/2015/9/8/chartex" xmlns:cx2="http://schemas.microsoft.com/office/drawing/2015/10/21/chartex" xmlns:cx3="http://schemas.microsoft.com/office/drawing/2016/5/9/chartex" xmlns:cx4="http://schemas.microsoft.com/office/drawing/2016/5/10/chartex" xmlns:cx5="http://schemas.microsoft.com/office/drawing/2016/5/11/chartex" xmlns:cx6="http://schemas.microsoft.com/office/drawing/2016/5/12/chartex" xmlns:cx7="http://schemas.microsoft.com/office/drawing/2016/5/13/chartex" xmlns:cx8="http://schemas.microsoft.com/office/drawing/2016/5/14/chartex" xmlns:mc="http://schemas.openxmlformats.org/markup-compatibility/2006" xmlns:aink="http://schemas.microsoft.com/office/drawing/2016/ink" xmlns:am3d="http://schemas.microsoft.com/office/drawing/2017/model3d" xmlns:o="urn:schemas-microsoft-com:office:office" xmlns:oel="http://schemas.microsoft.com/office/2019/extlst" xmlns:r="http://schemas.openxmlformats.org/officeDocument/2006/relationships" xmlns:m="http://schemas.openxmlformats.org/officeDocument/2006/math" xmlns:v="urn:schemas-microsoft-com:vml" xmlns:wp14="http://schemas.microsoft.com/office/word/2010/wordprocessingDrawing" xmlns:wp="http://schemas.openxmlformats.org/drawingml/2006/wordprocessingDrawing" xmlns:w10="urn:schemas-microsoft-com:office:word" xmlns:w="http://schemas.openxmlformats.org/wordprocessingml/2006/main" xmlns:w14="http://schemas.microsoft.com/office/word/2010/wordml" xmlns:w15="http://schemas.microsoft.com/office/word/2012/wordml" xmlns:w16cex="http://schemas.microsoft.com/office/word/2018/wordml/cex" xmlns:w16cid="http://schemas.microsoft.com/office/word/2016/wordml/cid" xmlns:w16="http://schemas.microsoft.com/office/word/2018/wordml" xmlns:w16sdtdh="http://schemas.microsoft.com/office/word/2020/wordml/sdtdatahash" xmlns:w16se="http://schemas.microsoft.com/office/word/2015/wordml/symex" xmlns:wpg="http://schemas.microsoft.com/office/word/2010/wordprocessingGroup" xmlns:wpi="http://schemas.microsoft.com/office/word/2010/wordprocessingInk" xmlns:wne="http://schemas.microsoft.com/office/word/2006/wordml" xmlns:wps="http://schemas.microsoft.com/office/word/2010/wordprocessingShape" mc:Ignorable="w14 w15 w16se w16cid w16 w16cex w16sdtdh wp14">
+<w:document xmlns:wpc="http://schemas.microsoft.com/office/word/2010/wordprocessingCanvas" xmlns:cx="http://schemas.microsoft.com/office/drawing/2014/chartex" xmlns:cx1="http://schemas.microsoft.com/office/drawing/2015/9/8/chartex" xmlns:cx2="http://schemas.microsoft.com/office/drawing/2015/10/21/chartex" xmlns:cx3="http://schemas.microsoft.com/office/drawing/2016/5/9/chartex" xmlns:cx4="http://schemas.microsoft.com/office/drawing/2016/5/10/chartex" xmlns:cx5="http://schemas.microsoft.com/office/drawing/2016/5/11/chartex" xmlns:cx6="http://schemas.microsoft.com/office/drawing/2016/5/12/chartex" xmlns:cx7="http://schemas.microsoft.com/office/drawing/2016/5/13/chartex" xmlns:cx8="http://schemas.microsoft.com/office/drawing/2016/5/14/chartex" xmlns:mc="http://schemas.openxmlformats.org/markup-compatibility/2006" xmlns:aink="http://schemas.microsoft.com/office/drawing/2016/ink" xmlns:am3d="http://schemas.microsoft.com/office/drawing/2017/model3d" xmlns:o="urn:schemas-microsoft-com:office:office" xmlns:oel="http://schemas.microsoft.com/office/2019/extlst" xmlns:r="http://schemas.openxmlformats.org/officeDocument/2006/relationships" xmlns:m="http://schemas.openxmlformats.org/officeDocument/2006/math" xmlns:v="urn:schemas-microsoft-com:vml" xmlns:wp14="http://schemas.microsoft.com/office/word/2010/wordprocessingDrawing" xmlns:wp="http://schemas.openxmlformats.org/drawingml/2006/wordprocessingDrawing" xmlns:w10="urn:schemas-microsoft-com:office:word" xmlns:w="http://schemas.openxmlformats.org/wordprocessingml/2006/main" xmlns:w14="http://schemas.microsoft.com/office/word/2010/wordml" xmlns:w15="http://schemas.microsoft.com/office/word/2012/wordml" xmlns:w16cex="http://schemas.microsoft.com/office/word/2018/wordml/cex" xmlns:w16cid="http://schemas.microsoft.com/office/word/2016/wordml/cid" xmlns:w16="http://schemas.microsoft.com/office/word/2018/wordml" xmlns:w16du="http://schemas.microsoft.com/office/word/2023/wordml/word16du" xmlns:w16sdtdh="http://schemas.microsoft.com/office/word/2020/wordml/sdtdatahash" xmlns:w16sdtfl="http://schemas.microsoft.com/office/word/2024/wordml/sdtformatlock" xmlns:w16se="http://schemas.microsoft.com/office/word/2015/wordml/symex" xmlns:wpg="http://schemas.microsoft.com/office/word/2010/wordprocessingGroup" xmlns:wpi="http://schemas.microsoft.com/office/word/2010/wordprocessingInk" xmlns:wne="http://schemas.microsoft.com/office/word/2006/wordml" xmlns:wps="http://schemas.microsoft.com/office/word/2010/wordprocessingShape" mc:Ignorable="w14 w15 w16se w16cid w16 w16cex w16sdtdh w16sdtfl w16du wp14">
   <w:body>
     <w:p>
       <w:r>
@@ -168,7 +168,7 @@
     </w:p>
     <w:p>
       <w:r>
-        <w:t>Detta dokument behandlar höga naturvärden i avverkningsanmälan A 60620-2025 i Bräcke kommun. Denna avverkningsanmälan inkom 2025-12-05 09:15:36 och omfattar 3,5 ha.</w:t>
+        <w:t>Detta dokument behandlar höga naturvärden i avverkningsanmälan A 60620-2025 i Bräcke kommun som inkom 2025-12-05 och omfattar 3,5 ha.</w:t>
       </w:r>
     </w:p>
     <w:p>
@@ -191,12 +191,15 @@
     </w:p>
     <w:p>
       <w:r>
-        <w:t>I avverkningsanmälan har följande 10 naturvårdsarter hittats: gammelgransskål (NT), garnlav (NT), lunglav (NT), talltita (NT, §4), vedtrappmossa (NT), vitgrynig nållav (NT), bårdlav (S), luddlav (S), stuplav (S) och revlummer (§9). Av dessa är 6 rödlistade. För rödlistade arter har rödlistekategorin angivits inom parentes. Arter som är signalarter enligt Skogsstyrelsen har markerats med (S). För fridlysta arter anges även paragrafen i Artskyddsförordningen som arten är fridlyst enligt.</w:t>
+        <w:t>I avverkningsanmälan har följande 11 naturvårdsarter hittats: garnlav (VU, T), gammelgransskål (NT, T), lavskrika (NT, T, §4), lunglav (NT, T), talltita (NT, §4), vedtrappmossa (NT, T), vitgrynig nållav (NT), bårdlav (S, T), luddlav (S, T), stuplav (S, T) och revlummer (§9). Av dessa är 7 rödlistade. För rödlistade arter har rödlistekategorin angivits inom parentes. Arter som är signalarter enligt Skogsstyrelsen har markerats med (S). Typiska arter inom Natura 2000 som är kopplade till skogsekosystem har markerats med (T). För fridlysta arter anges även paragrafen i Artskyddsförordningen som arten är fridlyst enligt.</w:t>
       </w:r>
     </w:p>
     <w:p>
       <w:r>
-        <w:t>De påträffade naturvårdsarterna är ett tydligt kvitto på att detta rör sig om en skog med höga naturvärden. I Figur 1 visas en karta över det avverkningsanmälda området, där samtliga fyndplatser för naturvårdsarter som finns registrerade på Artportalen har markerats.</w:t>
+        <w:t>De påträffade naturvårdsarterna är ett tydligt kvitto på att det rör sig om en skog med höga naturvärden.</w:t>
+      </w:r>
+      <w:r>
+        <w:t xml:space="preserve"> I Figur 1 visas fyndplatser för naturvårdsarter i området, som finns registrerade på Artportalen.</w:t>
       </w:r>
     </w:p>
     <w:p>
@@ -206,7 +209,7 @@
       <w:r>
         <w:drawing>
           <wp:inline xmlns:a="http://schemas.openxmlformats.org/drawingml/2006/main" xmlns:pic="http://schemas.openxmlformats.org/drawingml/2006/picture">
-            <wp:extent cx="5486400" cy="3550741"/>
+            <wp:extent cx="5486400" cy="4632332"/>
             <wp:docPr id="1" name="Picture 1"/>
             <wp:cNvGraphicFramePr>
               <a:graphicFrameLocks noChangeAspect="1"/>
@@ -227,7 +230,7 @@
                   <pic:spPr>
                     <a:xfrm>
                       <a:off x="0" y="0"/>
-                      <a:ext cx="5486400" cy="3550741"/>
+                      <a:ext cx="5486400" cy="4632332"/>
                     </a:xfrm>
                     <a:prstGeom prst="rect"/>
                   </pic:spPr>
@@ -241,9 +244,81 @@
     <w:p>
       <w:pPr>
         <w:pStyle w:val="Caption"/>
+        <w:spacing w:after="240"/>
       </w:pPr>
       <w:r>
-        <w:t>Figur 1. Fyndplatser för naturvårdsarter i det avverkningsanmälda området (röd linje). Markörer utan svart kant är placerade på fyndplatsen. Markörer med svart kant är placerade vid sidan av fyndplatsen och har ett svart streck som visar fyndplatsens exakta position. Kartans mittpunktskoordinat är N 6973363, E 555388 i SWEREF 99 TM.</w:t>
+        <w:t>Figur 1. Fyndplatser för naturvårdsarter i avverkningsanmälan (röd linje). Markörer utan svart kant är placerade på fyndplatsen. Markörer med svart kant är placerade vid sidan av fyndplatsen och har ett svart streck som visar fyndplatsens exakta position. Kartans mittpunktskoordinat är N 6973363, E 555388 i SWEREF 99 TM.</w:t>
+      </w:r>
+    </w:p>
+    <w:p>
+      <w:pPr>
+        <w:pStyle w:val="Heading2"/>
+      </w:pPr>
+      <w:r>
+        <w:t>Fridlysta arter</w:t>
+      </w:r>
+    </w:p>
+    <w:p>
+      <w:r>
+        <w:t>Följande fridlysta arter har sina livsmiljöer och växtplatser i den avverkningsanmälda skogen: lavskrika (NT, T, §4), talltita (NT, §4) och revlummer (§9).</w:t>
+      </w:r>
+    </w:p>
+    <w:p>
+      <w:r>
+        <w:t xml:space="preserve">Observera att medlemsländerna är skyldiga att agera i enlighet med EU:s fågeldirektiv där det uttryckligen står att direktivet gäller för fåglar samt för deras ägg, bon och </w:t>
+      </w:r>
+      <w:r>
+        <w:rPr>
+          <w:b/>
+        </w:rPr>
+        <w:t xml:space="preserve">livsmiljöer </w:t>
+      </w:r>
+      <w:r>
+        <w:t>(artikel 1). Vidare att de åtgärder som vidtas inte får leda till en försämring av den nuvarande situationen beträffande bevarandet av de fågelarter som avses i artikel 1 (artikel 13). Fågeldirektivet är styrande för tillsynsansvariga myndigheters ärendehantering, ställningstaganden och beslutsfattande.</w:t>
+      </w:r>
+    </w:p>
+    <w:p>
+      <w:r>
+        <w:rPr>
+          <w:b/>
+        </w:rPr>
+        <w:t>Lavskrika (NT, §4)</w:t>
+      </w:r>
+      <w:r>
+        <w:t xml:space="preserve"> är rödlistad som nära hotad och fridlyst enligt 4§ artskyddsförordningen. Den har minskat med 20 (10–30) % under de senaste 15 åren och minskningstakten bedöms vara nära gränsvärdet för sårbar (VU). Lavskrikan är en mycket stationär fågel, som häckar i äldre, slutna och hänglavsrika barrskogar. Nyckelfaktorer är flerskiktad skog med rik undervegetation samt riklig förekomst av hänglavar. Reviren är livslånga med hemområden som varierar mellan 50 och 150 ha. Inom ett revir av hög kvalitet finns det som regel ett eller flera kärnområden (1–20 ha) med relativt tät flerskiktad granskog. Arten missgynnas när flerskiktad skog omförs till enskiktade bestånd och även röjning och hård gallring är starkt negativt. Lavskrikan har relativt stora hemområden och försvinner när den äldre skogen fragmenteras, särskilt allvarligt är när kärnområdena avverkas. Den försvinner successivt framför allt vid dess utbredningsgränser och populationen har minskat kontinuerligt under 2000-talet. Lavskrika är typisk art för </w:t>
+      </w:r>
+      <w:r>
+        <w:rPr>
+          <w:i/>
+        </w:rPr>
+        <w:t>9010 Taiga</w:t>
+      </w:r>
+      <w:r>
+        <w:t xml:space="preserve"> (SLU Artdatabanken, 2026; Skogsstyrelsen 2016).</w:t>
+      </w:r>
+    </w:p>
+    <w:p>
+      <w:r>
+        <w:rPr>
+          <w:b/>
+        </w:rPr>
+        <w:t>Talltita (NT, §4)</w:t>
+      </w:r>
+      <w:r>
+        <w:t>, rödlistad som nära hotad och prioriterad art i Skogsvårdslagen, har häckningsrevir i anmälan. Arten har minskat kraftigt de senaste 30 åren och minskningstakten innevarande 10-årsperiod beräknas till 20 (10–30) %. Talltitan är synnerligen trogen sitt cirka 15 hektar stora revir och är beroende av flerskiktade olikåldriga skogar för att kunna föda upp sina ungar. Talltitan försvinner om dess livsmiljö kalavverkas (Eggers &amp; Low, 2014; Ekman, 1979; Griesser et al, 2007; Klein, 2020; Siffczyk et al, 2003; SLU Artdatabanken, 2021).</w:t>
+      </w:r>
+    </w:p>
+    <w:p>
+      <w:r>
+        <w:t>I BILAGA 1 finns mer detaljerad information om ekologi samt krav på livsmiljö hos fridlysta arter.</w:t>
+      </w:r>
+    </w:p>
+    <w:p>
+      <w:pPr>
+        <w:pStyle w:val="Heading2"/>
+      </w:pPr>
+      <w:r>
+        <w:t>Övriga naturvårdsarter</w:t>
       </w:r>
     </w:p>
     <w:p>
@@ -528,26 +603,26 @@
         <w:pStyle w:val="Heading1"/>
       </w:pPr>
       <w:r>
-        <w:t>Fridlysta arter</w:t>
+        <w:t>Certifiering</w:t>
       </w:r>
     </w:p>
     <w:p>
-      <w:r>
-        <w:t>Följande fridlysta arter har sina livsmiljöer och växtplatser i den avverkningsanmälda skogen: talltita (NT, §4) och revlummer (§9).</w:t>
+      <w:pPr>
+        <w:pStyle w:val="Heading2"/>
+      </w:pPr>
+      <w:r>
+        <w:t>Ur FSC-standarden</w:t>
       </w:r>
     </w:p>
     <w:p>
-      <w:r>
-        <w:t xml:space="preserve">Observera att medlemsländerna är skyldiga att agera i enlighet med EU:s fågeldirektiv där det uttryckligen står att direktivet gäller för fåglar samt för deras ägg, bon och </w:t>
-      </w:r>
       <w:r>
         <w:rPr>
           <w:b/>
         </w:rPr>
-        <w:t xml:space="preserve">livsmiljöer </w:t>
-      </w:r>
-      <w:r>
-        <w:t>(artikel 1). Vidare att de åtgärder som vidtas inte får leda till en försämring av den nuvarande situationen beträffande bevarandet av de fågelarter som avses i artikel 1 (artikel 13). Fågeldirektivet är styrande för tillsynsansvariga myndigheters ärendehantering, ställningstaganden och beslutsfattande.</w:t>
+        <w:t xml:space="preserve">PRINCIP 1: LAGEFTERLEVNAD: </w:t>
+      </w:r>
+      <w:r>
+        <w:t>Certifikatsinnehavaren ska följa alla tillämpliga lagar, förordningar och nationellt ratificerade internationella avtal, konventioner och överenskommelser.</w:t>
       </w:r>
     </w:p>
     <w:p>
@@ -555,15 +630,234 @@
         <w:rPr>
           <w:b/>
         </w:rPr>
-        <w:t>Talltita (NT, §4)</w:t>
-      </w:r>
-      <w:r>
-        <w:t>, rödlistad som nära hotad och prioriterad art i Skogsvårdslagen, har häckningsrevir i anmälan. Arten har minskat kraftigt de senaste 30 åren och minskningstakten innevarande 10-årsperiod beräknas till 20 (10–30) %. Talltitan är synnerligen trogen sitt cirka 15 hektar stora revir och är beroende av flerskiktade olikåldriga skogar för att kunna föda upp sina ungar. Talltitan försvinner om dess livsmiljö kalavverkas (Eggers &amp; Low, 2014; Ekman, 1979; Griesser et al, 2007; Klein, 2020; Siffczyk et al, 2003; SLU Artdatabanken, 2021).</w:t>
+        <w:t xml:space="preserve">1.3.1 </w:t>
+      </w:r>
+      <w:r>
+        <w:t>Tillämpliga lagar och föreskrifter för brukandet av skogen följs.</w:t>
       </w:r>
     </w:p>
     <w:p>
-      <w:r>
-        <w:t>I BILAGA 1 finns mer detaljerad information om ekologi samt krav på livsmiljö hos fridlysta arter.</w:t>
+      <w:pPr>
+        <w:pStyle w:val="ListBullet"/>
+      </w:pPr>
+      <w:r>
+        <w:rPr>
+          <w:b/>
+          <w:i/>
+        </w:rPr>
+        <w:t xml:space="preserve">Kommentar: </w:t>
+      </w:r>
+      <w:r>
+        <w:t>I den avverkningsanmälda skogen har fridlysta arter sina livsmiljöer och växtplatser. Att skada de fridlysta arternas livsmiljöer, växtplatser eller ekologiska funktion är inte tillåtet enligt artskyddsförordningen.</w:t>
+      </w:r>
+      <w:r>
+        <w:rPr>
+          <w:i/>
+        </w:rPr>
+        <w:t xml:space="preserve"> EU:s medlemsländer och skogsbolag är skyldiga att agera i enlighet med EU:s fågeldirektiv där det uttryckligen står att direktivet gäller för fåglar samt för deras ägg, bon och </w:t>
+      </w:r>
+      <w:r>
+        <w:rPr>
+          <w:b/>
+          <w:i/>
+        </w:rPr>
+        <w:t xml:space="preserve">livsmiljöer </w:t>
+      </w:r>
+      <w:r>
+        <w:t>(artikel 1). Vidare att de åtgärder som vidtas inte får leda till en försämring av den nuvarande situationen beträffande bevarandet av de fågelarter som avses i artikel 1 (artikel 13).</w:t>
+      </w:r>
+    </w:p>
+    <w:p>
+      <w:r>
+        <w:rPr>
+          <w:b/>
+        </w:rPr>
+        <w:t xml:space="preserve">6.4 </w:t>
+      </w:r>
+      <w:r>
+        <w:t>Certifikatsinnehavaren ska skydda sällsynta arter och hotade arter samt deras livsmiljöer inom skogsbruksenheten. Det ska ske genom avsättningar, andra skyddade områden och genom att skapa konnektivitet och/eller genom andra direkta åtgärder som gynnar dessa arters överlevnad och livskraft. Åtgärderna ska stå i förhållande till brukandets skala, intensitet och risk, samt till sällsynta och hotade arters bevarandestatus och ekologiska krav. Certifikatsinnehavaren ska beakta den geografiska spridningen och ekologiska krav hos sällsynta och hotade arter utanför skogsbruksenhetens gränser när beslut om åtgärder inom skogsbruksenheten ska fattas.</w:t>
+      </w:r>
+    </w:p>
+    <w:p>
+      <w:r>
+        <w:rPr>
+          <w:b/>
+        </w:rPr>
+        <w:t xml:space="preserve">6.4.3 </w:t>
+      </w:r>
+      <w:r>
+        <w:t>Bevarandeåtgärder genomförs för de kända förekomster av rödlistade arter som påverkas av skogsbruk.</w:t>
+      </w:r>
+    </w:p>
+    <w:p>
+      <w:pPr>
+        <w:pStyle w:val="ListBullet"/>
+      </w:pPr>
+      <w:r>
+        <w:rPr>
+          <w:b/>
+          <w:i/>
+        </w:rPr>
+        <w:t xml:space="preserve">Kommentar: </w:t>
+      </w:r>
+      <w:r>
+        <w:rPr>
+          <w:i/>
+        </w:rPr>
+        <w:t>I det avverkningsanmälda skogsområdet har 11 naturvårdsarter varav 7 rödlistade arter sina livsmiljöer och växtplatser.</w:t>
+      </w:r>
+    </w:p>
+    <w:p>
+      <w:pPr>
+        <w:pStyle w:val="Heading2"/>
+      </w:pPr>
+      <w:r>
+        <w:t>Ur Chain of Custody Certification (FSC-STD-40-004 ver 3.0)</w:t>
+      </w:r>
+    </w:p>
+    <w:p>
+      <w:r>
+        <w:rPr>
+          <w:b/>
+        </w:rPr>
+        <w:t xml:space="preserve">1.3 </w:t>
+      </w:r>
+      <w:r>
+        <w:t xml:space="preserve">The organization shall commit to the FSC values as defined in FSC-POL-01-004 Policy for the Association of Organizations with FSC. </w:t>
+      </w:r>
+    </w:p>
+    <w:p>
+      <w:pPr>
+        <w:pStyle w:val="Heading2"/>
+      </w:pPr>
+      <w:r>
+        <w:t>Ur FSC:s policy för associerade organisationer (FSC-POL-01-004)</w:t>
+      </w:r>
+    </w:p>
+    <w:p>
+      <w:r>
+        <w:t xml:space="preserve">Som “Chain of Custody”-certifierad organisation är skogsbolaget bunden av de fastställda reglerna i Del 1 Punkt 1 c) i Policy för organisationer associerade med FSC (FSC-POL-01-004 V2-0 EN + SVE version 2012-03-02): </w:t>
+      </w:r>
+    </w:p>
+    <w:p>
+      <w:pPr>
+        <w:pStyle w:val="ListNumber"/>
+      </w:pPr>
+      <w:r>
+        <w:t>De organisationer FSC kan acceptera association med får inte direkt eller indirekt ha några kopplingar till nedanstående, oacceptabla aktiviteter:</w:t>
+      </w:r>
+    </w:p>
+    <w:p>
+      <w:pPr>
+        <w:ind w:left="357"/>
+      </w:pPr>
+      <w:r>
+        <w:t>a) Olaglig skogsavverkning och handel med olagligt avverkat virke eller skogsprodukter</w:t>
+      </w:r>
+    </w:p>
+    <w:p>
+      <w:pPr>
+        <w:ind w:left="357"/>
+      </w:pPr>
+      <w:r>
+        <w:t>...</w:t>
+      </w:r>
+    </w:p>
+    <w:p>
+      <w:pPr>
+        <w:ind w:left="357"/>
+      </w:pPr>
+      <w:r>
+        <w:t>c) Skogsbruk som förstör höga naturvärden</w:t>
+      </w:r>
+    </w:p>
+    <w:p>
+      <w:pPr>
+        <w:ind w:left="357"/>
+      </w:pPr>
+      <w:r>
+        <w:t>d) Betydande omvandling av skog till plantager eller annan, icke skoglig, markanvändning</w:t>
+      </w:r>
+    </w:p>
+    <w:p>
+      <w:pPr>
+        <w:pStyle w:val="ListBullet"/>
+      </w:pPr>
+      <w:r>
+        <w:rPr>
+          <w:b/>
+          <w:i/>
+        </w:rPr>
+        <w:t xml:space="preserve">Kommentar: </w:t>
+      </w:r>
+      <w:r>
+        <w:rPr>
+          <w:i/>
+        </w:rPr>
+        <w:t>Avverkning av skog med höga naturvärden samt skada på fridlysta arter strider både mot FSC Controlled Wood-standarden och FSC:s policy for associerade organisationer.</w:t>
+      </w:r>
+    </w:p>
+    <w:p>
+      <w:pPr>
+        <w:pStyle w:val="Heading2"/>
+      </w:pPr>
+      <w:r>
+        <w:t>Ur FSC Controlled Wood (FSC-STD-40-005)</w:t>
+      </w:r>
+    </w:p>
+    <w:p>
+      <w:r>
+        <w:t>Virke som inte accepteras i FSC-märkta produkter (oacceptabelt ursprung) enligt FSC Controlled Wood (FSC-STD-40-005):</w:t>
+      </w:r>
+    </w:p>
+    <w:p>
+      <w:pPr>
+        <w:pStyle w:val="ListNumber"/>
+      </w:pPr>
+      <w:r>
+        <w:t>Illegalt avverkat virke.</w:t>
+      </w:r>
+    </w:p>
+    <w:p>
+      <w:pPr>
+        <w:pStyle w:val="ListNumber"/>
+      </w:pPr>
+      <w:r>
+        <w:t>...</w:t>
+      </w:r>
+    </w:p>
+    <w:p>
+      <w:pPr>
+        <w:pStyle w:val="ListNumber"/>
+      </w:pPr>
+      <w:r>
+        <w:t>Virke från avverkningar som hotar höga naturvärden.</w:t>
+      </w:r>
+    </w:p>
+    <w:p>
+      <w:pPr>
+        <w:pStyle w:val="ListNumber"/>
+      </w:pPr>
+      <w:r>
+        <w:t>Virke från skog som konverteras till plantager eller icke-skogligt bruk.</w:t>
+      </w:r>
+    </w:p>
+    <w:p>
+      <w:pPr>
+        <w:pStyle w:val="ListBullet"/>
+      </w:pPr>
+      <w:r>
+        <w:rPr>
+          <w:b/>
+          <w:i/>
+        </w:rPr>
+        <w:t xml:space="preserve">Kommentar: </w:t>
+      </w:r>
+      <w:r>
+        <w:rPr>
+          <w:i/>
+        </w:rPr>
+        <w:t>Avverkning av skog med höga naturvärden samt skada på fridlysta arter strider både mot FSC Controlled Wood-standarden och FSC:s policy for associerade organisationer.</w:t>
       </w:r>
     </w:p>
     <w:p>
@@ -571,7 +865,95 @@
         <w:pStyle w:val="Heading1"/>
       </w:pPr>
       <w:r>
-        <w:t>Certifiering</w:t>
+        <w:t>Ur PEFC-standarden gällande lagefterlevnad</w:t>
+      </w:r>
+    </w:p>
+    <w:p>
+      <w:r>
+        <w:t>PEFC-standarden förutsätter att tillämplig svensk lagstiftning följs. Det är utsedd tillsynsmyndighet som ansvarar för tillsyn av lagens efterlevnad. PEFC-standarden återger innehållet i vissa certifieringskritiska lag- och föreskriftskrav vilka ska ingå i granskning av PEFC-systemets efterlevnad.</w:t>
+      </w:r>
+    </w:p>
+    <w:p>
+      <w:pPr>
+        <w:pStyle w:val="ListBullet"/>
+      </w:pPr>
+      <w:r>
+        <w:rPr>
+          <w:b/>
+          <w:i/>
+        </w:rPr>
+        <w:t xml:space="preserve">Kommentar: </w:t>
+      </w:r>
+      <w:r>
+        <w:rPr>
+          <w:i/>
+        </w:rPr>
+        <w:t>I den avverkningsanmälda skogen har fridlysta arter sina livsmiljöer och växtplatser. Att skada de fridlysta arternas livsmiljöer, växtplatser eller ekologiska funktion är inte tillåtet enligt artskyddsförordningen</w:t>
+      </w:r>
+    </w:p>
+    <w:p>
+      <w:r>
+        <w:br w:type="page"/>
+      </w:r>
+    </w:p>
+    <w:p>
+      <w:pPr>
+        <w:pStyle w:val="Title"/>
+      </w:pPr>
+      <w:r>
+        <w:t>BILAGA 1 –</w:t>
+        <w:br/>
+        <w:t>Fridlysta och rödlistade arter</w:t>
+      </w:r>
+    </w:p>
+    <w:p>
+      <w:pPr>
+        <w:pStyle w:val="Heading1"/>
+      </w:pPr>
+      <w:r>
+        <w:t>Lavskrika – ekologi samt krav på livsmiljön</w:t>
+      </w:r>
+    </w:p>
+    <w:p>
+      <w:r>
+        <w:t>Lavskrika är rödlistad som nära hotad (NT), fridlyst enligt 4 § artskyddsförordningen (2007:845) och ingår i förteckningen över prioriterade arter i Skogsstyrelsens föreskrifter och allmänna råd (SKSFS 2011:7) bilaga 4. Lavskrikan är en mycket stationär fågel, som häckar i äldre, slutna och hänglavsrika barrskogar. Nyckelfaktorer är flerskiktad skog med rik undervegetation samt riklig förekomst av hänglavar (SLU Artdatabanken, 2026).</w:t>
+      </w:r>
+    </w:p>
+    <w:p>
+      <w:r>
+        <w:t xml:space="preserve">I Skogsstyrelsens vägledning för hänsyn till fåglar står bland annat att: </w:t>
+      </w:r>
+      <w:r>
+        <w:rPr>
+          <w:i/>
+        </w:rPr>
+        <w:t>“Reviren är livslånga med hemområden som varierar mellan 50 och 150 ha. Hemområdena har inga fasta gränser utan det handlar mera om de yttre gränserna för familjegruppernas rörelser. Lavskrikan undviker att förflytta sig över stora öppna områden och hemområdesstorleken är därför större i områden fragmenterade av hyggen och yngre skog än i områden med i sammanhängande äldre skog. Det finns studier som antyder att det inom ett revir bör finnas maximalt 15 % öppna ytor och ungskog. Inom ett revir av hög kvalitet finns det som regel ett eller flera kärnområden (1–20 ha) med relativt tät flerskiktad granskog.”</w:t>
+      </w:r>
+      <w:r>
+        <w:t xml:space="preserve"> Vidare att: </w:t>
+      </w:r>
+      <w:r>
+        <w:rPr>
+          <w:i/>
+        </w:rPr>
+        <w:t>“Arten missgynnas när flerskiktad skog omförs till enskiktade bestånd. Även skogsskötsel med återkommande röjning och hård gallring är starkt negativt. Lavskrikan har relativt stora hemområden och försvinner när den äldre skogen fragmenteras, särskilt allvarligt är när kärnområdena avverkas.”</w:t>
+      </w:r>
+      <w:r>
+        <w:t xml:space="preserve"> (Skogsstyrelsen 2016).</w:t>
+      </w:r>
+    </w:p>
+    <w:p>
+      <w:r>
+        <w:t xml:space="preserve">Populationen har minskat med 20 (10–30) % under de senaste 15 åren och minskningstakten bedöms vara nära gränsvärdet för sårbar (VU). Arten försvinner successivt framför allt vid dess utbredningsgränser och populationen har minskat kontinuerligt under 2000-talet. Lavskrika är typisk art för </w:t>
+      </w:r>
+      <w:r>
+        <w:rPr>
+          <w:i/>
+        </w:rPr>
+        <w:t>9010 Taiga</w:t>
+      </w:r>
+      <w:r>
+        <w:t xml:space="preserve"> (SLU Artdatabanken, 2026).</w:t>
       </w:r>
     </w:p>
     <w:p>
@@ -579,299 +961,35 @@
         <w:pStyle w:val="Heading2"/>
       </w:pPr>
       <w:r>
-        <w:t>Ur FSC-standarden</w:t>
+        <w:t>Referenser – lavskrika</w:t>
       </w:r>
     </w:p>
     <w:p>
       <w:r>
-        <w:rPr>
-          <w:b/>
-        </w:rPr>
-        <w:t xml:space="preserve">PRINCIP 1: LAGEFTERLEVNAD: </w:t>
-      </w:r>
-      <w:r>
-        <w:t>Certifikatsinnehavaren ska följa alla tillämpliga lagar, förordningar och nationellt ratificerade internationella avtal, konventioner och överenskommelser.</w:t>
-      </w:r>
-    </w:p>
-    <w:p>
-      <w:r>
-        <w:rPr>
-          <w:b/>
-        </w:rPr>
-        <w:t xml:space="preserve">1.3.1 </w:t>
-      </w:r>
-      <w:r>
-        <w:t>Tillämpliga lagar och föreskrifter för brukandet av skogen följs.</w:t>
-      </w:r>
-    </w:p>
-    <w:p>
-      <w:pPr>
-        <w:pStyle w:val="ListBullet"/>
-      </w:pPr>
-      <w:r>
-        <w:rPr>
-          <w:b/>
-          <w:i/>
-        </w:rPr>
-        <w:t xml:space="preserve">Kommentar: </w:t>
-      </w:r>
-      <w:r>
-        <w:t>I den avverkningsanmälda skogen har fridlysta arter sina livsmiljöer och växtplatser. Att skada de fridlysta arternas livsmiljöer, växtplatser eller ekologiska funktion är inte tillåtet enligt artskyddsförordningen.</w:t>
+        <w:t xml:space="preserve">Skogsstyrelsen, 2016. </w:t>
       </w:r>
       <w:r>
         <w:rPr>
           <w:i/>
         </w:rPr>
-        <w:t xml:space="preserve"> EU:s medlemsländer och skogsbolag är skyldiga att agera i enlighet med EU:s fågeldirektiv där det uttryckligen står att direktivet gäller för fåglar samt för deras ägg, bon och </w:t>
-      </w:r>
-      <w:r>
-        <w:rPr>
-          <w:b/>
-          <w:i/>
-        </w:rPr>
-        <w:t xml:space="preserve">livsmiljöer </w:t>
-      </w:r>
-      <w:r>
-        <w:t>(artikel 1). Vidare att de åtgärder som vidtas inte får leda till en försämring av den nuvarande situationen beträffande bevarandet av de fågelarter som avses i artikel 1 (artikel 13).</w:t>
+        <w:t xml:space="preserve">Vägledning för hänsyn till fåglar – lavskrika. </w:t>
+      </w:r>
+      <w:r>
+        <w:t>https://www.skogsstyrelsen.se/globalassets/lag-och-tillsyn/artskydd/vagledningar-for-hansyn-till-faglar/lavskrika-vagledning-hansyn.pdf</w:t>
       </w:r>
     </w:p>
     <w:p>
       <w:r>
-        <w:rPr>
-          <w:b/>
-        </w:rPr>
-        <w:t xml:space="preserve">6.4 </w:t>
-      </w:r>
-      <w:r>
-        <w:t>Certifikatsinnehavaren ska skydda sällsynta arter och hotade arter samt deras livsmiljöer inom skogsbruksenheten. Det ska ske genom avsättningar, andra skyddade områden och genom att skapa konnektivitet och/eller genom andra direkta åtgärder som gynnar dessa arters överlevnad och livskraft. Åtgärderna ska stå i förhållande till brukandets skala, intensitet och risk, samt till sällsynta och hotade arters bevarandestatus och ekologiska krav. Certifikatsinnehavaren ska beakta den geografiska spridningen och ekologiska krav hos sällsynta och hotade arter utanför skogsbruksenhetens gränser när beslut om åtgärder inom skogsbruksenheten ska fattas.</w:t>
-      </w:r>
-    </w:p>
-    <w:p>
-      <w:r>
-        <w:rPr>
-          <w:b/>
-        </w:rPr>
-        <w:t xml:space="preserve">6.4.3 </w:t>
-      </w:r>
-      <w:r>
-        <w:t>Bevarandeåtgärder genomförs för de kända förekomster av rödlistade arter som påverkas av skogsbruk.</w:t>
-      </w:r>
-    </w:p>
-    <w:p>
-      <w:pPr>
-        <w:pStyle w:val="ListBullet"/>
-      </w:pPr>
-      <w:r>
-        <w:rPr>
-          <w:b/>
-          <w:i/>
-        </w:rPr>
-        <w:t xml:space="preserve">Kommentar: </w:t>
+        <w:t xml:space="preserve">SLU Artdatabanken, 2026. </w:t>
       </w:r>
       <w:r>
         <w:rPr>
           <w:i/>
         </w:rPr>
-        <w:t>I det avverkningsanmälda skogsområdet har 10 naturvårdsarter varav 6 rödlistade arter sina livsmiljöer och växtplatser.</w:t>
-      </w:r>
-    </w:p>
-    <w:p>
-      <w:pPr>
-        <w:pStyle w:val="Heading2"/>
-      </w:pPr>
-      <w:r>
-        <w:t>Ur Chain of Custody Certification (FSC-STD-40-004 ver 3.0)</w:t>
-      </w:r>
-    </w:p>
-    <w:p>
-      <w:r>
-        <w:rPr>
-          <w:b/>
-        </w:rPr>
-        <w:t xml:space="preserve">1.3 </w:t>
-      </w:r>
-      <w:r>
-        <w:t xml:space="preserve">The organization shall commit to the FSC values as defined in FSC-POL-01-004 Policy for the Association of Organizations with FSC. </w:t>
-      </w:r>
-    </w:p>
-    <w:p>
-      <w:pPr>
-        <w:pStyle w:val="Heading2"/>
-      </w:pPr>
-      <w:r>
-        <w:t>Ur FSC:s policy för associerade organisationer (FSC-POL-01-004)</w:t>
-      </w:r>
-    </w:p>
-    <w:p>
-      <w:r>
-        <w:t xml:space="preserve">Som “Chain of Custody”-certifierad organisation är skogsbolaget bunden av de fastställda reglerna i Del 1 Punkt 1 c) i Policy för organisationer associerade med FSC (FSC-POL-01-004 V2-0 EN + SVE version 2012-03-02): </w:t>
-      </w:r>
-    </w:p>
-    <w:p>
-      <w:pPr>
-        <w:pStyle w:val="ListNumber"/>
-      </w:pPr>
-      <w:r>
-        <w:t>De organisationer FSC kan acceptera association med får inte direkt eller indirekt ha några kopplingar till nedanstående, oacceptabla aktiviteter:</w:t>
-      </w:r>
-    </w:p>
-    <w:p>
-      <w:pPr>
-        <w:ind w:left="357"/>
-      </w:pPr>
-      <w:r>
-        <w:t>a) Olaglig skogsavverkning och handel med olagligt avverkat virke eller skogsprodukter</w:t>
-      </w:r>
-    </w:p>
-    <w:p>
-      <w:pPr>
-        <w:ind w:left="357"/>
-      </w:pPr>
-      <w:r>
-        <w:t>...</w:t>
-      </w:r>
-    </w:p>
-    <w:p>
-      <w:pPr>
-        <w:ind w:left="357"/>
-      </w:pPr>
-      <w:r>
-        <w:t>c) Skogsbruk som förstör höga naturvärden</w:t>
-      </w:r>
-    </w:p>
-    <w:p>
-      <w:pPr>
-        <w:ind w:left="357"/>
-      </w:pPr>
-      <w:r>
-        <w:t>d) Betydande omvandling av skog till plantager eller annan, icke skoglig, markanvändning</w:t>
-      </w:r>
-    </w:p>
-    <w:p>
-      <w:pPr>
-        <w:pStyle w:val="ListBullet"/>
-      </w:pPr>
-      <w:r>
-        <w:rPr>
-          <w:b/>
-          <w:i/>
-        </w:rPr>
-        <w:t xml:space="preserve">Kommentar: </w:t>
-      </w:r>
-      <w:r>
-        <w:rPr>
-          <w:i/>
-        </w:rPr>
-        <w:t>Avverkning av skog med höga naturvärden samt skada på fridlysta arter strider både mot FSC Controlled Wood-standarden och FSC:s policy for associerade organisationer.</w:t>
-      </w:r>
-    </w:p>
-    <w:p>
-      <w:pPr>
-        <w:pStyle w:val="Heading2"/>
-      </w:pPr>
-      <w:r>
-        <w:t>Ur FSC Controlled Wood (FSC-STD-40-005)</w:t>
-      </w:r>
-    </w:p>
-    <w:p>
-      <w:r>
-        <w:t>Virke som inte accepteras i FSC-märkta produkter (oacceptabelt ursprung) enligt FSC Controlled Wood (FSC-STD-40-005):</w:t>
-      </w:r>
-    </w:p>
-    <w:p>
-      <w:pPr>
-        <w:pStyle w:val="ListNumber"/>
-      </w:pPr>
-      <w:r>
-        <w:t>Illegalt avverkat virke.</w:t>
-      </w:r>
-    </w:p>
-    <w:p>
-      <w:pPr>
-        <w:pStyle w:val="ListNumber"/>
-      </w:pPr>
-      <w:r>
-        <w:t>...</w:t>
-      </w:r>
-    </w:p>
-    <w:p>
-      <w:pPr>
-        <w:pStyle w:val="ListNumber"/>
-      </w:pPr>
-      <w:r>
-        <w:t>Virke från avverkningar som hotar höga naturvärden.</w:t>
-      </w:r>
-    </w:p>
-    <w:p>
-      <w:pPr>
-        <w:pStyle w:val="ListNumber"/>
-      </w:pPr>
-      <w:r>
-        <w:t>Virke från skog som konverteras till plantager eller icke-skogligt bruk.</w:t>
-      </w:r>
-    </w:p>
-    <w:p>
-      <w:pPr>
-        <w:pStyle w:val="ListBullet"/>
-      </w:pPr>
-      <w:r>
-        <w:rPr>
-          <w:b/>
-          <w:i/>
-        </w:rPr>
-        <w:t xml:space="preserve">Kommentar: </w:t>
-      </w:r>
-      <w:r>
-        <w:rPr>
-          <w:i/>
-        </w:rPr>
-        <w:t>Avverkning av skog med höga naturvärden samt skada på fridlysta arter strider både mot FSC Controlled Wood-standarden och FSC:s policy for associerade organisationer.</w:t>
-      </w:r>
-    </w:p>
-    <w:p>
-      <w:pPr>
-        <w:pStyle w:val="Heading1"/>
-      </w:pPr>
-      <w:r>
-        <w:t>Ur PEFC-standarden gällande lagefterlevnad</w:t>
-      </w:r>
-    </w:p>
-    <w:p>
-      <w:r>
-        <w:t>PEFC-standarden förutsätter att tillämplig svensk lagstiftning följs. Det är utsedd tillsynsmyndighet som ansvarar för tillsyn av lagens efterlevnad. PEFC-standarden återger innehållet i vissa certifieringskritiska lag- och föreskriftskrav vilka ska ingå i granskning av PEFC-systemets efterlevnad.</w:t>
-      </w:r>
-    </w:p>
-    <w:p>
-      <w:pPr>
-        <w:pStyle w:val="ListBullet"/>
-      </w:pPr>
-      <w:r>
-        <w:rPr>
-          <w:b/>
-          <w:i/>
-        </w:rPr>
-        <w:t xml:space="preserve">Kommentar: </w:t>
-      </w:r>
-      <w:r>
-        <w:rPr>
-          <w:i/>
-        </w:rPr>
-        <w:t>I den avverkningsanmälda skogen har fridlysta arter sina livsmiljöer och växtplatser. Att skada de fridlysta arternas livsmiljöer, växtplatser eller ekologiska funktion är inte tillåtet enligt artskyddsförordningen</w:t>
-      </w:r>
-    </w:p>
-    <w:p>
-      <w:r>
-        <w:br w:type="page"/>
-      </w:r>
-    </w:p>
-    <w:p>
-      <w:pPr>
-        <w:pStyle w:val="Title"/>
-      </w:pPr>
-      <w:r>
-        <w:t>BILAGA 1 –</w:t>
-        <w:br/>
-        <w:t>Fridlysta och rödlistade arter</w:t>
+        <w:t xml:space="preserve">Artfaktablad. Naturvård – artfakta. </w:t>
+      </w:r>
+      <w:r>
+        <w:t>SLU Artdatabanken, Uppsala</w:t>
       </w:r>
     </w:p>
     <w:p>
@@ -1111,7 +1229,7 @@
 </file>
 
 <file path=word/endnotes.xml><?xml version="1.0" encoding="utf-8"?>
-<w:endnotes xmlns:wpc="http://schemas.microsoft.com/office/word/2010/wordprocessingCanvas" xmlns:cx="http://schemas.microsoft.com/office/drawing/2014/chartex" xmlns:cx1="http://schemas.microsoft.com/office/drawing/2015/9/8/chartex" xmlns:cx2="http://schemas.microsoft.com/office/drawing/2015/10/21/chartex" xmlns:cx3="http://schemas.microsoft.com/office/drawing/2016/5/9/chartex" xmlns:cx4="http://schemas.microsoft.com/office/drawing/2016/5/10/chartex" xmlns:cx5="http://schemas.microsoft.com/office/drawing/2016/5/11/chartex" xmlns:cx6="http://schemas.microsoft.com/office/drawing/2016/5/12/chartex" xmlns:cx7="http://schemas.microsoft.com/office/drawing/2016/5/13/chartex" xmlns:cx8="http://schemas.microsoft.com/office/drawing/2016/5/14/chartex" xmlns:mc="http://schemas.openxmlformats.org/markup-compatibility/2006" xmlns:aink="http://schemas.microsoft.com/office/drawing/2016/ink" xmlns:am3d="http://schemas.microsoft.com/office/drawing/2017/model3d" xmlns:o="urn:schemas-microsoft-com:office:office" xmlns:oel="http://schemas.microsoft.com/office/2019/extlst" xmlns:r="http://schemas.openxmlformats.org/officeDocument/2006/relationships" xmlns:m="http://schemas.openxmlformats.org/officeDocument/2006/math" xmlns:v="urn:schemas-microsoft-com:vml" xmlns:wp14="http://schemas.microsoft.com/office/word/2010/wordprocessingDrawing" xmlns:wp="http://schemas.openxmlformats.org/drawingml/2006/wordprocessingDrawing" xmlns:w10="urn:schemas-microsoft-com:office:word" xmlns:w="http://schemas.openxmlformats.org/wordprocessingml/2006/main" xmlns:w14="http://schemas.microsoft.com/office/word/2010/wordml" xmlns:w15="http://schemas.microsoft.com/office/word/2012/wordml" xmlns:w16cex="http://schemas.microsoft.com/office/word/2018/wordml/cex" xmlns:w16cid="http://schemas.microsoft.com/office/word/2016/wordml/cid" xmlns:w16="http://schemas.microsoft.com/office/word/2018/wordml" xmlns:w16sdtdh="http://schemas.microsoft.com/office/word/2020/wordml/sdtdatahash" xmlns:w16se="http://schemas.microsoft.com/office/word/2015/wordml/symex" xmlns:wpg="http://schemas.microsoft.com/office/word/2010/wordprocessingGroup" xmlns:wpi="http://schemas.microsoft.com/office/word/2010/wordprocessingInk" xmlns:wne="http://schemas.microsoft.com/office/word/2006/wordml" xmlns:wps="http://schemas.microsoft.com/office/word/2010/wordprocessingShape" mc:Ignorable="w14 w15 w16se w16cid w16 w16cex w16sdtdh wp14">
+<w:endnotes xmlns:wpc="http://schemas.microsoft.com/office/word/2010/wordprocessingCanvas" xmlns:cx="http://schemas.microsoft.com/office/drawing/2014/chartex" xmlns:cx1="http://schemas.microsoft.com/office/drawing/2015/9/8/chartex" xmlns:cx2="http://schemas.microsoft.com/office/drawing/2015/10/21/chartex" xmlns:cx3="http://schemas.microsoft.com/office/drawing/2016/5/9/chartex" xmlns:cx4="http://schemas.microsoft.com/office/drawing/2016/5/10/chartex" xmlns:cx5="http://schemas.microsoft.com/office/drawing/2016/5/11/chartex" xmlns:cx6="http://schemas.microsoft.com/office/drawing/2016/5/12/chartex" xmlns:cx7="http://schemas.microsoft.com/office/drawing/2016/5/13/chartex" xmlns:cx8="http://schemas.microsoft.com/office/drawing/2016/5/14/chartex" xmlns:mc="http://schemas.openxmlformats.org/markup-compatibility/2006" xmlns:aink="http://schemas.microsoft.com/office/drawing/2016/ink" xmlns:am3d="http://schemas.microsoft.com/office/drawing/2017/model3d" xmlns:o="urn:schemas-microsoft-com:office:office" xmlns:oel="http://schemas.microsoft.com/office/2019/extlst" xmlns:r="http://schemas.openxmlformats.org/officeDocument/2006/relationships" xmlns:m="http://schemas.openxmlformats.org/officeDocument/2006/math" xmlns:v="urn:schemas-microsoft-com:vml" xmlns:wp14="http://schemas.microsoft.com/office/word/2010/wordprocessingDrawing" xmlns:wp="http://schemas.openxmlformats.org/drawingml/2006/wordprocessingDrawing" xmlns:w10="urn:schemas-microsoft-com:office:word" xmlns:w="http://schemas.openxmlformats.org/wordprocessingml/2006/main" xmlns:w14="http://schemas.microsoft.com/office/word/2010/wordml" xmlns:w15="http://schemas.microsoft.com/office/word/2012/wordml" xmlns:w16cex="http://schemas.microsoft.com/office/word/2018/wordml/cex" xmlns:w16cid="http://schemas.microsoft.com/office/word/2016/wordml/cid" xmlns:w16="http://schemas.microsoft.com/office/word/2018/wordml" xmlns:w16du="http://schemas.microsoft.com/office/word/2023/wordml/word16du" xmlns:w16sdtdh="http://schemas.microsoft.com/office/word/2020/wordml/sdtdatahash" xmlns:w16sdtfl="http://schemas.microsoft.com/office/word/2024/wordml/sdtformatlock" xmlns:w16se="http://schemas.microsoft.com/office/word/2015/wordml/symex" xmlns:wpg="http://schemas.microsoft.com/office/word/2010/wordprocessingGroup" xmlns:wpi="http://schemas.microsoft.com/office/word/2010/wordprocessingInk" xmlns:wne="http://schemas.microsoft.com/office/word/2006/wordml" xmlns:wps="http://schemas.microsoft.com/office/word/2010/wordprocessingShape" mc:Ignorable="w14 w15 w16se w16cid w16 w16cex w16sdtdh w16sdtfl w16du wp14">
   <w:endnote w:type="separator" w:id="-1">
     <w:p>
       <w:pPr>
@@ -1136,7 +1254,7 @@
 </file>
 
 <file path=word/footer1.xml><?xml version="1.0" encoding="utf-8"?>
-<w:ftr xmlns:wpc="http://schemas.microsoft.com/office/word/2010/wordprocessingCanvas" xmlns:cx="http://schemas.microsoft.com/office/drawing/2014/chartex" xmlns:cx1="http://schemas.microsoft.com/office/drawing/2015/9/8/chartex" xmlns:cx2="http://schemas.microsoft.com/office/drawing/2015/10/21/chartex" xmlns:cx3="http://schemas.microsoft.com/office/drawing/2016/5/9/chartex" xmlns:cx4="http://schemas.microsoft.com/office/drawing/2016/5/10/chartex" xmlns:cx5="http://schemas.microsoft.com/office/drawing/2016/5/11/chartex" xmlns:cx6="http://schemas.microsoft.com/office/drawing/2016/5/12/chartex" xmlns:cx7="http://schemas.microsoft.com/office/drawing/2016/5/13/chartex" xmlns:cx8="http://schemas.microsoft.com/office/drawing/2016/5/14/chartex" xmlns:mc="http://schemas.openxmlformats.org/markup-compatibility/2006" xmlns:aink="http://schemas.microsoft.com/office/drawing/2016/ink" xmlns:am3d="http://schemas.microsoft.com/office/drawing/2017/model3d" xmlns:o="urn:schemas-microsoft-com:office:office" xmlns:oel="http://schemas.microsoft.com/office/2019/extlst" xmlns:r="http://schemas.openxmlformats.org/officeDocument/2006/relationships" xmlns:m="http://schemas.openxmlformats.org/officeDocument/2006/math" xmlns:v="urn:schemas-microsoft-com:vml" xmlns:wp14="http://schemas.microsoft.com/office/word/2010/wordprocessingDrawing" xmlns:wp="http://schemas.openxmlformats.org/drawingml/2006/wordprocessingDrawing" xmlns:w10="urn:schemas-microsoft-com:office:word" xmlns:w="http://schemas.openxmlformats.org/wordprocessingml/2006/main" xmlns:w14="http://schemas.microsoft.com/office/word/2010/wordml" xmlns:w15="http://schemas.microsoft.com/office/word/2012/wordml" xmlns:w16cex="http://schemas.microsoft.com/office/word/2018/wordml/cex" xmlns:w16cid="http://schemas.microsoft.com/office/word/2016/wordml/cid" xmlns:w16="http://schemas.microsoft.com/office/word/2018/wordml" xmlns:w16sdtdh="http://schemas.microsoft.com/office/word/2020/wordml/sdtdatahash" xmlns:w16se="http://schemas.microsoft.com/office/word/2015/wordml/symex" xmlns:wpg="http://schemas.microsoft.com/office/word/2010/wordprocessingGroup" xmlns:wpi="http://schemas.microsoft.com/office/word/2010/wordprocessingInk" xmlns:wne="http://schemas.microsoft.com/office/word/2006/wordml" xmlns:wps="http://schemas.microsoft.com/office/word/2010/wordprocessingShape" mc:Ignorable="w14 w15 w16se w16cid w16 w16cex w16sdtdh wp14">
+<w:ftr xmlns:wpc="http://schemas.microsoft.com/office/word/2010/wordprocessingCanvas" xmlns:cx="http://schemas.microsoft.com/office/drawing/2014/chartex" xmlns:cx1="http://schemas.microsoft.com/office/drawing/2015/9/8/chartex" xmlns:cx2="http://schemas.microsoft.com/office/drawing/2015/10/21/chartex" xmlns:cx3="http://schemas.microsoft.com/office/drawing/2016/5/9/chartex" xmlns:cx4="http://schemas.microsoft.com/office/drawing/2016/5/10/chartex" xmlns:cx5="http://schemas.microsoft.com/office/drawing/2016/5/11/chartex" xmlns:cx6="http://schemas.microsoft.com/office/drawing/2016/5/12/chartex" xmlns:cx7="http://schemas.microsoft.com/office/drawing/2016/5/13/chartex" xmlns:cx8="http://schemas.microsoft.com/office/drawing/2016/5/14/chartex" xmlns:mc="http://schemas.openxmlformats.org/markup-compatibility/2006" xmlns:aink="http://schemas.microsoft.com/office/drawing/2016/ink" xmlns:am3d="http://schemas.microsoft.com/office/drawing/2017/model3d" xmlns:o="urn:schemas-microsoft-com:office:office" xmlns:oel="http://schemas.microsoft.com/office/2019/extlst" xmlns:r="http://schemas.openxmlformats.org/officeDocument/2006/relationships" xmlns:m="http://schemas.openxmlformats.org/officeDocument/2006/math" xmlns:v="urn:schemas-microsoft-com:vml" xmlns:wp14="http://schemas.microsoft.com/office/word/2010/wordprocessingDrawing" xmlns:wp="http://schemas.openxmlformats.org/drawingml/2006/wordprocessingDrawing" xmlns:w10="urn:schemas-microsoft-com:office:word" xmlns:w="http://schemas.openxmlformats.org/wordprocessingml/2006/main" xmlns:w14="http://schemas.microsoft.com/office/word/2010/wordml" xmlns:w15="http://schemas.microsoft.com/office/word/2012/wordml" xmlns:w16cex="http://schemas.microsoft.com/office/word/2018/wordml/cex" xmlns:w16cid="http://schemas.microsoft.com/office/word/2016/wordml/cid" xmlns:w16="http://schemas.microsoft.com/office/word/2018/wordml" xmlns:w16du="http://schemas.microsoft.com/office/word/2023/wordml/word16du" xmlns:w16sdtdh="http://schemas.microsoft.com/office/word/2020/wordml/sdtdatahash" xmlns:w16sdtfl="http://schemas.microsoft.com/office/word/2024/wordml/sdtformatlock" xmlns:w16se="http://schemas.microsoft.com/office/word/2015/wordml/symex" xmlns:wpg="http://schemas.microsoft.com/office/word/2010/wordprocessingGroup" xmlns:wpi="http://schemas.microsoft.com/office/word/2010/wordprocessingInk" xmlns:wne="http://schemas.microsoft.com/office/word/2006/wordml" xmlns:wps="http://schemas.microsoft.com/office/word/2010/wordprocessingShape" mc:Ignorable="w14 w15 w16se w16cid w16 w16cex w16sdtdh w16sdtfl w16du wp14">
   <w:p>
     <w:pPr>
       <w:pStyle w:val="Footer"/>
@@ -1146,7 +1264,7 @@
 </file>
 
 <file path=word/footer2.xml><?xml version="1.0" encoding="utf-8"?>
-<w:ftr xmlns:wpc="http://schemas.microsoft.com/office/word/2010/wordprocessingCanvas" xmlns:cx="http://schemas.microsoft.com/office/drawing/2014/chartex" xmlns:cx1="http://schemas.microsoft.com/office/drawing/2015/9/8/chartex" xmlns:cx2="http://schemas.microsoft.com/office/drawing/2015/10/21/chartex" xmlns:cx3="http://schemas.microsoft.com/office/drawing/2016/5/9/chartex" xmlns:cx4="http://schemas.microsoft.com/office/drawing/2016/5/10/chartex" xmlns:cx5="http://schemas.microsoft.com/office/drawing/2016/5/11/chartex" xmlns:cx6="http://schemas.microsoft.com/office/drawing/2016/5/12/chartex" xmlns:cx7="http://schemas.microsoft.com/office/drawing/2016/5/13/chartex" xmlns:cx8="http://schemas.microsoft.com/office/drawing/2016/5/14/chartex" xmlns:mc="http://schemas.openxmlformats.org/markup-compatibility/2006" xmlns:aink="http://schemas.microsoft.com/office/drawing/2016/ink" xmlns:am3d="http://schemas.microsoft.com/office/drawing/2017/model3d" xmlns:o="urn:schemas-microsoft-com:office:office" xmlns:oel="http://schemas.microsoft.com/office/2019/extlst" xmlns:r="http://schemas.openxmlformats.org/officeDocument/2006/relationships" xmlns:m="http://schemas.openxmlformats.org/officeDocument/2006/math" xmlns:v="urn:schemas-microsoft-com:vml" xmlns:wp14="http://schemas.microsoft.com/office/word/2010/wordprocessingDrawing" xmlns:wp="http://schemas.openxmlformats.org/drawingml/2006/wordprocessingDrawing" xmlns:w10="urn:schemas-microsoft-com:office:word" xmlns:w="http://schemas.openxmlformats.org/wordprocessingml/2006/main" xmlns:w14="http://schemas.microsoft.com/office/word/2010/wordml" xmlns:w15="http://schemas.microsoft.com/office/word/2012/wordml" xmlns:w16cex="http://schemas.microsoft.com/office/word/2018/wordml/cex" xmlns:w16cid="http://schemas.microsoft.com/office/word/2016/wordml/cid" xmlns:w16="http://schemas.microsoft.com/office/word/2018/wordml" xmlns:w16sdtdh="http://schemas.microsoft.com/office/word/2020/wordml/sdtdatahash" xmlns:w16se="http://schemas.microsoft.com/office/word/2015/wordml/symex" xmlns:wpg="http://schemas.microsoft.com/office/word/2010/wordprocessingGroup" xmlns:wpi="http://schemas.microsoft.com/office/word/2010/wordprocessingInk" xmlns:wne="http://schemas.microsoft.com/office/word/2006/wordml" xmlns:wps="http://schemas.microsoft.com/office/word/2010/wordprocessingShape" mc:Ignorable="w14 w15 w16se w16cid w16 w16cex w16sdtdh wp14">
+<w:ftr xmlns:wpc="http://schemas.microsoft.com/office/word/2010/wordprocessingCanvas" xmlns:cx="http://schemas.microsoft.com/office/drawing/2014/chartex" xmlns:cx1="http://schemas.microsoft.com/office/drawing/2015/9/8/chartex" xmlns:cx2="http://schemas.microsoft.com/office/drawing/2015/10/21/chartex" xmlns:cx3="http://schemas.microsoft.com/office/drawing/2016/5/9/chartex" xmlns:cx4="http://schemas.microsoft.com/office/drawing/2016/5/10/chartex" xmlns:cx5="http://schemas.microsoft.com/office/drawing/2016/5/11/chartex" xmlns:cx6="http://schemas.microsoft.com/office/drawing/2016/5/12/chartex" xmlns:cx7="http://schemas.microsoft.com/office/drawing/2016/5/13/chartex" xmlns:cx8="http://schemas.microsoft.com/office/drawing/2016/5/14/chartex" xmlns:mc="http://schemas.openxmlformats.org/markup-compatibility/2006" xmlns:aink="http://schemas.microsoft.com/office/drawing/2016/ink" xmlns:am3d="http://schemas.microsoft.com/office/drawing/2017/model3d" xmlns:o="urn:schemas-microsoft-com:office:office" xmlns:oel="http://schemas.microsoft.com/office/2019/extlst" xmlns:r="http://schemas.openxmlformats.org/officeDocument/2006/relationships" xmlns:m="http://schemas.openxmlformats.org/officeDocument/2006/math" xmlns:v="urn:schemas-microsoft-com:vml" xmlns:wp14="http://schemas.microsoft.com/office/word/2010/wordprocessingDrawing" xmlns:wp="http://schemas.openxmlformats.org/drawingml/2006/wordprocessingDrawing" xmlns:w10="urn:schemas-microsoft-com:office:word" xmlns:w="http://schemas.openxmlformats.org/wordprocessingml/2006/main" xmlns:w14="http://schemas.microsoft.com/office/word/2010/wordml" xmlns:w15="http://schemas.microsoft.com/office/word/2012/wordml" xmlns:w16cex="http://schemas.microsoft.com/office/word/2018/wordml/cex" xmlns:w16cid="http://schemas.microsoft.com/office/word/2016/wordml/cid" xmlns:w16="http://schemas.microsoft.com/office/word/2018/wordml" xmlns:w16du="http://schemas.microsoft.com/office/word/2023/wordml/word16du" xmlns:w16sdtdh="http://schemas.microsoft.com/office/word/2020/wordml/sdtdatahash" xmlns:w16sdtfl="http://schemas.microsoft.com/office/word/2024/wordml/sdtformatlock" xmlns:w16se="http://schemas.microsoft.com/office/word/2015/wordml/symex" xmlns:wpg="http://schemas.microsoft.com/office/word/2010/wordprocessingGroup" xmlns:wpi="http://schemas.microsoft.com/office/word/2010/wordprocessingInk" xmlns:wne="http://schemas.microsoft.com/office/word/2006/wordml" xmlns:wps="http://schemas.microsoft.com/office/word/2010/wordprocessingShape" mc:Ignorable="w14 w15 w16se w16cid w16 w16cex w16sdtdh w16sdtfl w16du wp14">
   <w:p>
     <w:pPr>
       <w:pStyle w:val="Footer"/>
@@ -1156,7 +1274,7 @@
 </file>
 
 <file path=word/footer3.xml><?xml version="1.0" encoding="utf-8"?>
-<w:ftr xmlns:wpc="http://schemas.microsoft.com/office/word/2010/wordprocessingCanvas" xmlns:cx="http://schemas.microsoft.com/office/drawing/2014/chartex" xmlns:cx1="http://schemas.microsoft.com/office/drawing/2015/9/8/chartex" xmlns:cx2="http://schemas.microsoft.com/office/drawing/2015/10/21/chartex" xmlns:cx3="http://schemas.microsoft.com/office/drawing/2016/5/9/chartex" xmlns:cx4="http://schemas.microsoft.com/office/drawing/2016/5/10/chartex" xmlns:cx5="http://schemas.microsoft.com/office/drawing/2016/5/11/chartex" xmlns:cx6="http://schemas.microsoft.com/office/drawing/2016/5/12/chartex" xmlns:cx7="http://schemas.microsoft.com/office/drawing/2016/5/13/chartex" xmlns:cx8="http://schemas.microsoft.com/office/drawing/2016/5/14/chartex" xmlns:mc="http://schemas.openxmlformats.org/markup-compatibility/2006" xmlns:aink="http://schemas.microsoft.com/office/drawing/2016/ink" xmlns:am3d="http://schemas.microsoft.com/office/drawing/2017/model3d" xmlns:o="urn:schemas-microsoft-com:office:office" xmlns:oel="http://schemas.microsoft.com/office/2019/extlst" xmlns:r="http://schemas.openxmlformats.org/officeDocument/2006/relationships" xmlns:m="http://schemas.openxmlformats.org/officeDocument/2006/math" xmlns:v="urn:schemas-microsoft-com:vml" xmlns:wp14="http://schemas.microsoft.com/office/word/2010/wordprocessingDrawing" xmlns:wp="http://schemas.openxmlformats.org/drawingml/2006/wordprocessingDrawing" xmlns:w10="urn:schemas-microsoft-com:office:word" xmlns:w="http://schemas.openxmlformats.org/wordprocessingml/2006/main" xmlns:w14="http://schemas.microsoft.com/office/word/2010/wordml" xmlns:w15="http://schemas.microsoft.com/office/word/2012/wordml" xmlns:w16cex="http://schemas.microsoft.com/office/word/2018/wordml/cex" xmlns:w16cid="http://schemas.microsoft.com/office/word/2016/wordml/cid" xmlns:w16="http://schemas.microsoft.com/office/word/2018/wordml" xmlns:w16sdtdh="http://schemas.microsoft.com/office/word/2020/wordml/sdtdatahash" xmlns:w16se="http://schemas.microsoft.com/office/word/2015/wordml/symex" xmlns:wpg="http://schemas.microsoft.com/office/word/2010/wordprocessingGroup" xmlns:wpi="http://schemas.microsoft.com/office/word/2010/wordprocessingInk" xmlns:wne="http://schemas.microsoft.com/office/word/2006/wordml" xmlns:wps="http://schemas.microsoft.com/office/word/2010/wordprocessingShape" mc:Ignorable="w14 w15 w16se w16cid w16 w16cex w16sdtdh wp14">
+<w:ftr xmlns:wpc="http://schemas.microsoft.com/office/word/2010/wordprocessingCanvas" xmlns:cx="http://schemas.microsoft.com/office/drawing/2014/chartex" xmlns:cx1="http://schemas.microsoft.com/office/drawing/2015/9/8/chartex" xmlns:cx2="http://schemas.microsoft.com/office/drawing/2015/10/21/chartex" xmlns:cx3="http://schemas.microsoft.com/office/drawing/2016/5/9/chartex" xmlns:cx4="http://schemas.microsoft.com/office/drawing/2016/5/10/chartex" xmlns:cx5="http://schemas.microsoft.com/office/drawing/2016/5/11/chartex" xmlns:cx6="http://schemas.microsoft.com/office/drawing/2016/5/12/chartex" xmlns:cx7="http://schemas.microsoft.com/office/drawing/2016/5/13/chartex" xmlns:cx8="http://schemas.microsoft.com/office/drawing/2016/5/14/chartex" xmlns:mc="http://schemas.openxmlformats.org/markup-compatibility/2006" xmlns:aink="http://schemas.microsoft.com/office/drawing/2016/ink" xmlns:am3d="http://schemas.microsoft.com/office/drawing/2017/model3d" xmlns:o="urn:schemas-microsoft-com:office:office" xmlns:oel="http://schemas.microsoft.com/office/2019/extlst" xmlns:r="http://schemas.openxmlformats.org/officeDocument/2006/relationships" xmlns:m="http://schemas.openxmlformats.org/officeDocument/2006/math" xmlns:v="urn:schemas-microsoft-com:vml" xmlns:wp14="http://schemas.microsoft.com/office/word/2010/wordprocessingDrawing" xmlns:wp="http://schemas.openxmlformats.org/drawingml/2006/wordprocessingDrawing" xmlns:w10="urn:schemas-microsoft-com:office:word" xmlns:w="http://schemas.openxmlformats.org/wordprocessingml/2006/main" xmlns:w14="http://schemas.microsoft.com/office/word/2010/wordml" xmlns:w15="http://schemas.microsoft.com/office/word/2012/wordml" xmlns:w16cex="http://schemas.microsoft.com/office/word/2018/wordml/cex" xmlns:w16cid="http://schemas.microsoft.com/office/word/2016/wordml/cid" xmlns:w16="http://schemas.microsoft.com/office/word/2018/wordml" xmlns:w16du="http://schemas.microsoft.com/office/word/2023/wordml/word16du" xmlns:w16sdtdh="http://schemas.microsoft.com/office/word/2020/wordml/sdtdatahash" xmlns:w16sdtfl="http://schemas.microsoft.com/office/word/2024/wordml/sdtformatlock" xmlns:w16se="http://schemas.microsoft.com/office/word/2015/wordml/symex" xmlns:wpg="http://schemas.microsoft.com/office/word/2010/wordprocessingGroup" xmlns:wpi="http://schemas.microsoft.com/office/word/2010/wordprocessingInk" xmlns:wne="http://schemas.microsoft.com/office/word/2006/wordml" xmlns:wps="http://schemas.microsoft.com/office/word/2010/wordprocessingShape" mc:Ignorable="w14 w15 w16se w16cid w16 w16cex w16sdtdh w16sdtfl w16du wp14">
   <w:p>
     <w:pPr>
       <w:pStyle w:val="Footer"/>
@@ -1166,7 +1284,7 @@
 </file>
 
 <file path=word/footnotes.xml><?xml version="1.0" encoding="utf-8"?>
-<w:footnotes xmlns:wpc="http://schemas.microsoft.com/office/word/2010/wordprocessingCanvas" xmlns:cx="http://schemas.microsoft.com/office/drawing/2014/chartex" xmlns:cx1="http://schemas.microsoft.com/office/drawing/2015/9/8/chartex" xmlns:cx2="http://schemas.microsoft.com/office/drawing/2015/10/21/chartex" xmlns:cx3="http://schemas.microsoft.com/office/drawing/2016/5/9/chartex" xmlns:cx4="http://schemas.microsoft.com/office/drawing/2016/5/10/chartex" xmlns:cx5="http://schemas.microsoft.com/office/drawing/2016/5/11/chartex" xmlns:cx6="http://schemas.microsoft.com/office/drawing/2016/5/12/chartex" xmlns:cx7="http://schemas.microsoft.com/office/drawing/2016/5/13/chartex" xmlns:cx8="http://schemas.microsoft.com/office/drawing/2016/5/14/chartex" xmlns:mc="http://schemas.openxmlformats.org/markup-compatibility/2006" xmlns:aink="http://schemas.microsoft.com/office/drawing/2016/ink" xmlns:am3d="http://schemas.microsoft.com/office/drawing/2017/model3d" xmlns:o="urn:schemas-microsoft-com:office:office" xmlns:oel="http://schemas.microsoft.com/office/2019/extlst" xmlns:r="http://schemas.openxmlformats.org/officeDocument/2006/relationships" xmlns:m="http://schemas.openxmlformats.org/officeDocument/2006/math" xmlns:v="urn:schemas-microsoft-com:vml" xmlns:wp14="http://schemas.microsoft.com/office/word/2010/wordprocessingDrawing" xmlns:wp="http://schemas.openxmlformats.org/drawingml/2006/wordprocessingDrawing" xmlns:w10="urn:schemas-microsoft-com:office:word" xmlns:w="http://schemas.openxmlformats.org/wordprocessingml/2006/main" xmlns:w14="http://schemas.microsoft.com/office/word/2010/wordml" xmlns:w15="http://schemas.microsoft.com/office/word/2012/wordml" xmlns:w16cex="http://schemas.microsoft.com/office/word/2018/wordml/cex" xmlns:w16cid="http://schemas.microsoft.com/office/word/2016/wordml/cid" xmlns:w16="http://schemas.microsoft.com/office/word/2018/wordml" xmlns:w16sdtdh="http://schemas.microsoft.com/office/word/2020/wordml/sdtdatahash" xmlns:w16se="http://schemas.microsoft.com/office/word/2015/wordml/symex" xmlns:wpg="http://schemas.microsoft.com/office/word/2010/wordprocessingGroup" xmlns:wpi="http://schemas.microsoft.com/office/word/2010/wordprocessingInk" xmlns:wne="http://schemas.microsoft.com/office/word/2006/wordml" xmlns:wps="http://schemas.microsoft.com/office/word/2010/wordprocessingShape" mc:Ignorable="w14 w15 w16se w16cid w16 w16cex w16sdtdh wp14">
+<w:footnotes xmlns:wpc="http://schemas.microsoft.com/office/word/2010/wordprocessingCanvas" xmlns:cx="http://schemas.microsoft.com/office/drawing/2014/chartex" xmlns:cx1="http://schemas.microsoft.com/office/drawing/2015/9/8/chartex" xmlns:cx2="http://schemas.microsoft.com/office/drawing/2015/10/21/chartex" xmlns:cx3="http://schemas.microsoft.com/office/drawing/2016/5/9/chartex" xmlns:cx4="http://schemas.microsoft.com/office/drawing/2016/5/10/chartex" xmlns:cx5="http://schemas.microsoft.com/office/drawing/2016/5/11/chartex" xmlns:cx6="http://schemas.microsoft.com/office/drawing/2016/5/12/chartex" xmlns:cx7="http://schemas.microsoft.com/office/drawing/2016/5/13/chartex" xmlns:cx8="http://schemas.microsoft.com/office/drawing/2016/5/14/chartex" xmlns:mc="http://schemas.openxmlformats.org/markup-compatibility/2006" xmlns:aink="http://schemas.microsoft.com/office/drawing/2016/ink" xmlns:am3d="http://schemas.microsoft.com/office/drawing/2017/model3d" xmlns:o="urn:schemas-microsoft-com:office:office" xmlns:oel="http://schemas.microsoft.com/office/2019/extlst" xmlns:r="http://schemas.openxmlformats.org/officeDocument/2006/relationships" xmlns:m="http://schemas.openxmlformats.org/officeDocument/2006/math" xmlns:v="urn:schemas-microsoft-com:vml" xmlns:wp14="http://schemas.microsoft.com/office/word/2010/wordprocessingDrawing" xmlns:wp="http://schemas.openxmlformats.org/drawingml/2006/wordprocessingDrawing" xmlns:w10="urn:schemas-microsoft-com:office:word" xmlns:w="http://schemas.openxmlformats.org/wordprocessingml/2006/main" xmlns:w14="http://schemas.microsoft.com/office/word/2010/wordml" xmlns:w15="http://schemas.microsoft.com/office/word/2012/wordml" xmlns:w16cex="http://schemas.microsoft.com/office/word/2018/wordml/cex" xmlns:w16cid="http://schemas.microsoft.com/office/word/2016/wordml/cid" xmlns:w16="http://schemas.microsoft.com/office/word/2018/wordml" xmlns:w16du="http://schemas.microsoft.com/office/word/2023/wordml/word16du" xmlns:w16sdtdh="http://schemas.microsoft.com/office/word/2020/wordml/sdtdatahash" xmlns:w16sdtfl="http://schemas.microsoft.com/office/word/2024/wordml/sdtformatlock" xmlns:w16se="http://schemas.microsoft.com/office/word/2015/wordml/symex" xmlns:wpg="http://schemas.microsoft.com/office/word/2010/wordprocessingGroup" xmlns:wpi="http://schemas.microsoft.com/office/word/2010/wordprocessingInk" xmlns:wne="http://schemas.microsoft.com/office/word/2006/wordml" xmlns:wps="http://schemas.microsoft.com/office/word/2010/wordprocessingShape" mc:Ignorable="w14 w15 w16se w16cid w16 w16cex w16sdtdh w16sdtfl w16du wp14">
   <w:footnote w:type="separator" w:id="-1">
     <w:p>
       <w:pPr>
@@ -1191,7 +1309,7 @@
 </file>
 
 <file path=word/header1.xml><?xml version="1.0" encoding="utf-8"?>
-<w:hdr xmlns:wpc="http://schemas.microsoft.com/office/word/2010/wordprocessingCanvas" xmlns:cx="http://schemas.microsoft.com/office/drawing/2014/chartex" xmlns:cx1="http://schemas.microsoft.com/office/drawing/2015/9/8/chartex" xmlns:cx2="http://schemas.microsoft.com/office/drawing/2015/10/21/chartex" xmlns:cx3="http://schemas.microsoft.com/office/drawing/2016/5/9/chartex" xmlns:cx4="http://schemas.microsoft.com/office/drawing/2016/5/10/chartex" xmlns:cx5="http://schemas.microsoft.com/office/drawing/2016/5/11/chartex" xmlns:cx6="http://schemas.microsoft.com/office/drawing/2016/5/12/chartex" xmlns:cx7="http://schemas.microsoft.com/office/drawing/2016/5/13/chartex" xmlns:cx8="http://schemas.microsoft.com/office/drawing/2016/5/14/chartex" xmlns:mc="http://schemas.openxmlformats.org/markup-compatibility/2006" xmlns:aink="http://schemas.microsoft.com/office/drawing/2016/ink" xmlns:am3d="http://schemas.microsoft.com/office/drawing/2017/model3d" xmlns:o="urn:schemas-microsoft-com:office:office" xmlns:oel="http://schemas.microsoft.com/office/2019/extlst" xmlns:r="http://schemas.openxmlformats.org/officeDocument/2006/relationships" xmlns:m="http://schemas.openxmlformats.org/officeDocument/2006/math" xmlns:v="urn:schemas-microsoft-com:vml" xmlns:wp14="http://schemas.microsoft.com/office/word/2010/wordprocessingDrawing" xmlns:wp="http://schemas.openxmlformats.org/drawingml/2006/wordprocessingDrawing" xmlns:w10="urn:schemas-microsoft-com:office:word" xmlns:w="http://schemas.openxmlformats.org/wordprocessingml/2006/main" xmlns:w14="http://schemas.microsoft.com/office/word/2010/wordml" xmlns:w15="http://schemas.microsoft.com/office/word/2012/wordml" xmlns:w16cex="http://schemas.microsoft.com/office/word/2018/wordml/cex" xmlns:w16cid="http://schemas.microsoft.com/office/word/2016/wordml/cid" xmlns:w16="http://schemas.microsoft.com/office/word/2018/wordml" xmlns:w16sdtdh="http://schemas.microsoft.com/office/word/2020/wordml/sdtdatahash" xmlns:w16se="http://schemas.microsoft.com/office/word/2015/wordml/symex" xmlns:wpg="http://schemas.microsoft.com/office/word/2010/wordprocessingGroup" xmlns:wpi="http://schemas.microsoft.com/office/word/2010/wordprocessingInk" xmlns:wne="http://schemas.microsoft.com/office/word/2006/wordml" xmlns:wps="http://schemas.microsoft.com/office/word/2010/wordprocessingShape" mc:Ignorable="w14 w15 w16se w16cid w16 w16cex w16sdtdh wp14">
+<w:hdr xmlns:wpc="http://schemas.microsoft.com/office/word/2010/wordprocessingCanvas" xmlns:cx="http://schemas.microsoft.com/office/drawing/2014/chartex" xmlns:cx1="http://schemas.microsoft.com/office/drawing/2015/9/8/chartex" xmlns:cx2="http://schemas.microsoft.com/office/drawing/2015/10/21/chartex" xmlns:cx3="http://schemas.microsoft.com/office/drawing/2016/5/9/chartex" xmlns:cx4="http://schemas.microsoft.com/office/drawing/2016/5/10/chartex" xmlns:cx5="http://schemas.microsoft.com/office/drawing/2016/5/11/chartex" xmlns:cx6="http://schemas.microsoft.com/office/drawing/2016/5/12/chartex" xmlns:cx7="http://schemas.microsoft.com/office/drawing/2016/5/13/chartex" xmlns:cx8="http://schemas.microsoft.com/office/drawing/2016/5/14/chartex" xmlns:mc="http://schemas.openxmlformats.org/markup-compatibility/2006" xmlns:aink="http://schemas.microsoft.com/office/drawing/2016/ink" xmlns:am3d="http://schemas.microsoft.com/office/drawing/2017/model3d" xmlns:o="urn:schemas-microsoft-com:office:office" xmlns:oel="http://schemas.microsoft.com/office/2019/extlst" xmlns:r="http://schemas.openxmlformats.org/officeDocument/2006/relationships" xmlns:m="http://schemas.openxmlformats.org/officeDocument/2006/math" xmlns:v="urn:schemas-microsoft-com:vml" xmlns:wp14="http://schemas.microsoft.com/office/word/2010/wordprocessingDrawing" xmlns:wp="http://schemas.openxmlformats.org/drawingml/2006/wordprocessingDrawing" xmlns:w10="urn:schemas-microsoft-com:office:word" xmlns:w="http://schemas.openxmlformats.org/wordprocessingml/2006/main" xmlns:w14="http://schemas.microsoft.com/office/word/2010/wordml" xmlns:w15="http://schemas.microsoft.com/office/word/2012/wordml" xmlns:w16cex="http://schemas.microsoft.com/office/word/2018/wordml/cex" xmlns:w16cid="http://schemas.microsoft.com/office/word/2016/wordml/cid" xmlns:w16="http://schemas.microsoft.com/office/word/2018/wordml" xmlns:w16du="http://schemas.microsoft.com/office/word/2023/wordml/word16du" xmlns:w16sdtdh="http://schemas.microsoft.com/office/word/2020/wordml/sdtdatahash" xmlns:w16sdtfl="http://schemas.microsoft.com/office/word/2024/wordml/sdtformatlock" xmlns:w16se="http://schemas.microsoft.com/office/word/2015/wordml/symex" xmlns:wpg="http://schemas.microsoft.com/office/word/2010/wordprocessingGroup" xmlns:wpi="http://schemas.microsoft.com/office/word/2010/wordprocessingInk" xmlns:wne="http://schemas.microsoft.com/office/word/2006/wordml" xmlns:wps="http://schemas.microsoft.com/office/word/2010/wordprocessingShape" mc:Ignorable="w14 w15 w16se w16cid w16 w16cex w16sdtdh w16sdtfl w16du wp14">
   <w:p>
     <w:pPr>
       <w:pStyle w:val="Header"/>
@@ -1201,7 +1319,7 @@
 </file>
 
 <file path=word/header2.xml><?xml version="1.0" encoding="utf-8"?>
-<w:hdr xmlns:wpc="http://schemas.microsoft.com/office/word/2010/wordprocessingCanvas" xmlns:cx="http://schemas.microsoft.com/office/drawing/2014/chartex" xmlns:cx1="http://schemas.microsoft.com/office/drawing/2015/9/8/chartex" xmlns:cx2="http://schemas.microsoft.com/office/drawing/2015/10/21/chartex" xmlns:cx3="http://schemas.microsoft.com/office/drawing/2016/5/9/chartex" xmlns:cx4="http://schemas.microsoft.com/office/drawing/2016/5/10/chartex" xmlns:cx5="http://schemas.microsoft.com/office/drawing/2016/5/11/chartex" xmlns:cx6="http://schemas.microsoft.com/office/drawing/2016/5/12/chartex" xmlns:cx7="http://schemas.microsoft.com/office/drawing/2016/5/13/chartex" xmlns:cx8="http://schemas.microsoft.com/office/drawing/2016/5/14/chartex" xmlns:mc="http://schemas.openxmlformats.org/markup-compatibility/2006" xmlns:aink="http://schemas.microsoft.com/office/drawing/2016/ink" xmlns:am3d="http://schemas.microsoft.com/office/drawing/2017/model3d" xmlns:o="urn:schemas-microsoft-com:office:office" xmlns:oel="http://schemas.microsoft.com/office/2019/extlst" xmlns:r="http://schemas.openxmlformats.org/officeDocument/2006/relationships" xmlns:m="http://schemas.openxmlformats.org/officeDocument/2006/math" xmlns:v="urn:schemas-microsoft-com:vml" xmlns:wp14="http://schemas.microsoft.com/office/word/2010/wordprocessingDrawing" xmlns:wp="http://schemas.openxmlformats.org/drawingml/2006/wordprocessingDrawing" xmlns:w10="urn:schemas-microsoft-com:office:word" xmlns:w="http://schemas.openxmlformats.org/wordprocessingml/2006/main" xmlns:w14="http://schemas.microsoft.com/office/word/2010/wordml" xmlns:w15="http://schemas.microsoft.com/office/word/2012/wordml" xmlns:w16cex="http://schemas.microsoft.com/office/word/2018/wordml/cex" xmlns:w16cid="http://schemas.microsoft.com/office/word/2016/wordml/cid" xmlns:w16="http://schemas.microsoft.com/office/word/2018/wordml" xmlns:w16sdtdh="http://schemas.microsoft.com/office/word/2020/wordml/sdtdatahash" xmlns:w16se="http://schemas.microsoft.com/office/word/2015/wordml/symex" xmlns:wpg="http://schemas.microsoft.com/office/word/2010/wordprocessingGroup" xmlns:wpi="http://schemas.microsoft.com/office/word/2010/wordprocessingInk" xmlns:wne="http://schemas.microsoft.com/office/word/2006/wordml" xmlns:wps="http://schemas.microsoft.com/office/word/2010/wordprocessingShape" mc:Ignorable="w14 w15 w16se w16cid w16 w16cex w16sdtdh wp14">
+<w:hdr xmlns:wpc="http://schemas.microsoft.com/office/word/2010/wordprocessingCanvas" xmlns:cx="http://schemas.microsoft.com/office/drawing/2014/chartex" xmlns:cx1="http://schemas.microsoft.com/office/drawing/2015/9/8/chartex" xmlns:cx2="http://schemas.microsoft.com/office/drawing/2015/10/21/chartex" xmlns:cx3="http://schemas.microsoft.com/office/drawing/2016/5/9/chartex" xmlns:cx4="http://schemas.microsoft.com/office/drawing/2016/5/10/chartex" xmlns:cx5="http://schemas.microsoft.com/office/drawing/2016/5/11/chartex" xmlns:cx6="http://schemas.microsoft.com/office/drawing/2016/5/12/chartex" xmlns:cx7="http://schemas.microsoft.com/office/drawing/2016/5/13/chartex" xmlns:cx8="http://schemas.microsoft.com/office/drawing/2016/5/14/chartex" xmlns:mc="http://schemas.openxmlformats.org/markup-compatibility/2006" xmlns:aink="http://schemas.microsoft.com/office/drawing/2016/ink" xmlns:am3d="http://schemas.microsoft.com/office/drawing/2017/model3d" xmlns:o="urn:schemas-microsoft-com:office:office" xmlns:oel="http://schemas.microsoft.com/office/2019/extlst" xmlns:r="http://schemas.openxmlformats.org/officeDocument/2006/relationships" xmlns:m="http://schemas.openxmlformats.org/officeDocument/2006/math" xmlns:v="urn:schemas-microsoft-com:vml" xmlns:wp14="http://schemas.microsoft.com/office/word/2010/wordprocessingDrawing" xmlns:wp="http://schemas.openxmlformats.org/drawingml/2006/wordprocessingDrawing" xmlns:w10="urn:schemas-microsoft-com:office:word" xmlns:w="http://schemas.openxmlformats.org/wordprocessingml/2006/main" xmlns:w14="http://schemas.microsoft.com/office/word/2010/wordml" xmlns:w15="http://schemas.microsoft.com/office/word/2012/wordml" xmlns:w16cex="http://schemas.microsoft.com/office/word/2018/wordml/cex" xmlns:w16cid="http://schemas.microsoft.com/office/word/2016/wordml/cid" xmlns:w16="http://schemas.microsoft.com/office/word/2018/wordml" xmlns:w16du="http://schemas.microsoft.com/office/word/2023/wordml/word16du" xmlns:w16sdtdh="http://schemas.microsoft.com/office/word/2020/wordml/sdtdatahash" xmlns:w16sdtfl="http://schemas.microsoft.com/office/word/2024/wordml/sdtformatlock" xmlns:w16se="http://schemas.microsoft.com/office/word/2015/wordml/symex" xmlns:wpg="http://schemas.microsoft.com/office/word/2010/wordprocessingGroup" xmlns:wpi="http://schemas.microsoft.com/office/word/2010/wordprocessingInk" xmlns:wne="http://schemas.microsoft.com/office/word/2006/wordml" xmlns:wps="http://schemas.microsoft.com/office/word/2010/wordprocessingShape" mc:Ignorable="w14 w15 w16se w16cid w16 w16cex w16sdtdh w16sdtfl w16du wp14">
   <w:p>
     <w:pPr>
       <w:pStyle w:val="Header"/>
@@ -1212,7 +1330,7 @@
 </file>
 
 <file path=word/header3.xml><?xml version="1.0" encoding="utf-8"?>
-<w:hdr xmlns:wpc="http://schemas.microsoft.com/office/word/2010/wordprocessingCanvas" xmlns:cx="http://schemas.microsoft.com/office/drawing/2014/chartex" xmlns:cx1="http://schemas.microsoft.com/office/drawing/2015/9/8/chartex" xmlns:cx2="http://schemas.microsoft.com/office/drawing/2015/10/21/chartex" xmlns:cx3="http://schemas.microsoft.com/office/drawing/2016/5/9/chartex" xmlns:cx4="http://schemas.microsoft.com/office/drawing/2016/5/10/chartex" xmlns:cx5="http://schemas.microsoft.com/office/drawing/2016/5/11/chartex" xmlns:cx6="http://schemas.microsoft.com/office/drawing/2016/5/12/chartex" xmlns:cx7="http://schemas.microsoft.com/office/drawing/2016/5/13/chartex" xmlns:cx8="http://schemas.microsoft.com/office/drawing/2016/5/14/chartex" xmlns:mc="http://schemas.openxmlformats.org/markup-compatibility/2006" xmlns:aink="http://schemas.microsoft.com/office/drawing/2016/ink" xmlns:am3d="http://schemas.microsoft.com/office/drawing/2017/model3d" xmlns:o="urn:schemas-microsoft-com:office:office" xmlns:oel="http://schemas.microsoft.com/office/2019/extlst" xmlns:r="http://schemas.openxmlformats.org/officeDocument/2006/relationships" xmlns:m="http://schemas.openxmlformats.org/officeDocument/2006/math" xmlns:v="urn:schemas-microsoft-com:vml" xmlns:wp14="http://schemas.microsoft.com/office/word/2010/wordprocessingDrawing" xmlns:wp="http://schemas.openxmlformats.org/drawingml/2006/wordprocessingDrawing" xmlns:w10="urn:schemas-microsoft-com:office:word" xmlns:w="http://schemas.openxmlformats.org/wordprocessingml/2006/main" xmlns:w14="http://schemas.microsoft.com/office/word/2010/wordml" xmlns:w15="http://schemas.microsoft.com/office/word/2012/wordml" xmlns:w16cex="http://schemas.microsoft.com/office/word/2018/wordml/cex" xmlns:w16cid="http://schemas.microsoft.com/office/word/2016/wordml/cid" xmlns:w16="http://schemas.microsoft.com/office/word/2018/wordml" xmlns:w16sdtdh="http://schemas.microsoft.com/office/word/2020/wordml/sdtdatahash" xmlns:w16se="http://schemas.microsoft.com/office/word/2015/wordml/symex" xmlns:wpg="http://schemas.microsoft.com/office/word/2010/wordprocessingGroup" xmlns:wpi="http://schemas.microsoft.com/office/word/2010/wordprocessingInk" xmlns:wne="http://schemas.microsoft.com/office/word/2006/wordml" xmlns:wps="http://schemas.microsoft.com/office/word/2010/wordprocessingShape" mc:Ignorable="w14 w15 w16se w16cid w16 w16cex w16sdtdh wp14">
+<w:hdr xmlns:wpc="http://schemas.microsoft.com/office/word/2010/wordprocessingCanvas" xmlns:cx="http://schemas.microsoft.com/office/drawing/2014/chartex" xmlns:cx1="http://schemas.microsoft.com/office/drawing/2015/9/8/chartex" xmlns:cx2="http://schemas.microsoft.com/office/drawing/2015/10/21/chartex" xmlns:cx3="http://schemas.microsoft.com/office/drawing/2016/5/9/chartex" xmlns:cx4="http://schemas.microsoft.com/office/drawing/2016/5/10/chartex" xmlns:cx5="http://schemas.microsoft.com/office/drawing/2016/5/11/chartex" xmlns:cx6="http://schemas.microsoft.com/office/drawing/2016/5/12/chartex" xmlns:cx7="http://schemas.microsoft.com/office/drawing/2016/5/13/chartex" xmlns:cx8="http://schemas.microsoft.com/office/drawing/2016/5/14/chartex" xmlns:mc="http://schemas.openxmlformats.org/markup-compatibility/2006" xmlns:aink="http://schemas.microsoft.com/office/drawing/2016/ink" xmlns:am3d="http://schemas.microsoft.com/office/drawing/2017/model3d" xmlns:o="urn:schemas-microsoft-com:office:office" xmlns:oel="http://schemas.microsoft.com/office/2019/extlst" xmlns:r="http://schemas.openxmlformats.org/officeDocument/2006/relationships" xmlns:m="http://schemas.openxmlformats.org/officeDocument/2006/math" xmlns:v="urn:schemas-microsoft-com:vml" xmlns:wp14="http://schemas.microsoft.com/office/word/2010/wordprocessingDrawing" xmlns:wp="http://schemas.openxmlformats.org/drawingml/2006/wordprocessingDrawing" xmlns:w10="urn:schemas-microsoft-com:office:word" xmlns:w="http://schemas.openxmlformats.org/wordprocessingml/2006/main" xmlns:w14="http://schemas.microsoft.com/office/word/2010/wordml" xmlns:w15="http://schemas.microsoft.com/office/word/2012/wordml" xmlns:w16cex="http://schemas.microsoft.com/office/word/2018/wordml/cex" xmlns:w16cid="http://schemas.microsoft.com/office/word/2016/wordml/cid" xmlns:w16="http://schemas.microsoft.com/office/word/2018/wordml" xmlns:w16du="http://schemas.microsoft.com/office/word/2023/wordml/word16du" xmlns:w16sdtdh="http://schemas.microsoft.com/office/word/2020/wordml/sdtdatahash" xmlns:w16sdtfl="http://schemas.microsoft.com/office/word/2024/wordml/sdtformatlock" xmlns:w16se="http://schemas.microsoft.com/office/word/2015/wordml/symex" xmlns:wpg="http://schemas.microsoft.com/office/word/2010/wordprocessingGroup" xmlns:wpi="http://schemas.microsoft.com/office/word/2010/wordprocessingInk" xmlns:wne="http://schemas.microsoft.com/office/word/2006/wordml" xmlns:wps="http://schemas.microsoft.com/office/word/2010/wordprocessingShape" mc:Ignorable="w14 w15 w16se w16cid w16 w16cex w16sdtdh w16sdtfl w16du wp14">
   <w:p>
     <w:pPr>
       <w:pStyle w:val="Header"/>
@@ -1221,7 +1339,7 @@
     <w:r>
       <w:tab/>
       <w:tab/>
-      <w:t>2026-06-17</w:t>
+      <w:t>2026-06-18</w:t>
       <w:br/>
       <w:br/>
     </w:r>
@@ -1238,7 +1356,7 @@
 </file>
 
 <file path=word/numbering.xml><?xml version="1.0" encoding="utf-8"?>
-<w:numbering xmlns:wpc="http://schemas.microsoft.com/office/word/2010/wordprocessingCanvas" xmlns:cx="http://schemas.microsoft.com/office/drawing/2014/chartex" xmlns:cx1="http://schemas.microsoft.com/office/drawing/2015/9/8/chartex" xmlns:cx2="http://schemas.microsoft.com/office/drawing/2015/10/21/chartex" xmlns:cx3="http://schemas.microsoft.com/office/drawing/2016/5/9/chartex" xmlns:cx4="http://schemas.microsoft.com/office/drawing/2016/5/10/chartex" xmlns:cx5="http://schemas.microsoft.com/office/drawing/2016/5/11/chartex" xmlns:cx6="http://schemas.microsoft.com/office/drawing/2016/5/12/chartex" xmlns:cx7="http://schemas.microsoft.com/office/drawing/2016/5/13/chartex" xmlns:cx8="http://schemas.microsoft.com/office/drawing/2016/5/14/chartex" xmlns:mc="http://schemas.openxmlformats.org/markup-compatibility/2006" xmlns:aink="http://schemas.microsoft.com/office/drawing/2016/ink" xmlns:am3d="http://schemas.microsoft.com/office/drawing/2017/model3d" xmlns:o="urn:schemas-microsoft-com:office:office" xmlns:oel="http://schemas.microsoft.com/office/2019/extlst" xmlns:r="http://schemas.openxmlformats.org/officeDocument/2006/relationships" xmlns:m="http://schemas.openxmlformats.org/officeDocument/2006/math" xmlns:v="urn:schemas-microsoft-com:vml" xmlns:wp14="http://schemas.microsoft.com/office/word/2010/wordprocessingDrawing" xmlns:wp="http://schemas.openxmlformats.org/drawingml/2006/wordprocessingDrawing" xmlns:w10="urn:schemas-microsoft-com:office:word" xmlns:w="http://schemas.openxmlformats.org/wordprocessingml/2006/main" xmlns:w14="http://schemas.microsoft.com/office/word/2010/wordml" xmlns:w15="http://schemas.microsoft.com/office/word/2012/wordml" xmlns:w16cex="http://schemas.microsoft.com/office/word/2018/wordml/cex" xmlns:w16cid="http://schemas.microsoft.com/office/word/2016/wordml/cid" xmlns:w16="http://schemas.microsoft.com/office/word/2018/wordml" xmlns:w16sdtdh="http://schemas.microsoft.com/office/word/2020/wordml/sdtdatahash" xmlns:w16se="http://schemas.microsoft.com/office/word/2015/wordml/symex" xmlns:wpg="http://schemas.microsoft.com/office/word/2010/wordprocessingGroup" xmlns:wpi="http://schemas.microsoft.com/office/word/2010/wordprocessingInk" xmlns:wne="http://schemas.microsoft.com/office/word/2006/wordml" xmlns:wps="http://schemas.microsoft.com/office/word/2010/wordprocessingShape" mc:Ignorable="w14 w15 w16se w16cid w16 w16cex w16sdtdh wp14">
+<w:numbering xmlns:wpc="http://schemas.microsoft.com/office/word/2010/wordprocessingCanvas" xmlns:cx="http://schemas.microsoft.com/office/drawing/2014/chartex" xmlns:cx1="http://schemas.microsoft.com/office/drawing/2015/9/8/chartex" xmlns:cx2="http://schemas.microsoft.com/office/drawing/2015/10/21/chartex" xmlns:cx3="http://schemas.microsoft.com/office/drawing/2016/5/9/chartex" xmlns:cx4="http://schemas.microsoft.com/office/drawing/2016/5/10/chartex" xmlns:cx5="http://schemas.microsoft.com/office/drawing/2016/5/11/chartex" xmlns:cx6="http://schemas.microsoft.com/office/drawing/2016/5/12/chartex" xmlns:cx7="http://schemas.microsoft.com/office/drawing/2016/5/13/chartex" xmlns:cx8="http://schemas.microsoft.com/office/drawing/2016/5/14/chartex" xmlns:mc="http://schemas.openxmlformats.org/markup-compatibility/2006" xmlns:aink="http://schemas.microsoft.com/office/drawing/2016/ink" xmlns:am3d="http://schemas.microsoft.com/office/drawing/2017/model3d" xmlns:o="urn:schemas-microsoft-com:office:office" xmlns:oel="http://schemas.microsoft.com/office/2019/extlst" xmlns:r="http://schemas.openxmlformats.org/officeDocument/2006/relationships" xmlns:m="http://schemas.openxmlformats.org/officeDocument/2006/math" xmlns:v="urn:schemas-microsoft-com:vml" xmlns:wp14="http://schemas.microsoft.com/office/word/2010/wordprocessingDrawing" xmlns:wp="http://schemas.openxmlformats.org/drawingml/2006/wordprocessingDrawing" xmlns:w10="urn:schemas-microsoft-com:office:word" xmlns:w="http://schemas.openxmlformats.org/wordprocessingml/2006/main" xmlns:w14="http://schemas.microsoft.com/office/word/2010/wordml" xmlns:w15="http://schemas.microsoft.com/office/word/2012/wordml" xmlns:w16cex="http://schemas.microsoft.com/office/word/2018/wordml/cex" xmlns:w16cid="http://schemas.microsoft.com/office/word/2016/wordml/cid" xmlns:w16="http://schemas.microsoft.com/office/word/2018/wordml" xmlns:w16du="http://schemas.microsoft.com/office/word/2023/wordml/word16du" xmlns:w16sdtdh="http://schemas.microsoft.com/office/word/2020/wordml/sdtdatahash" xmlns:w16sdtfl="http://schemas.microsoft.com/office/word/2024/wordml/sdtformatlock" xmlns:w16se="http://schemas.microsoft.com/office/word/2015/wordml/symex" xmlns:wpg="http://schemas.microsoft.com/office/word/2010/wordprocessingGroup" xmlns:wpi="http://schemas.microsoft.com/office/word/2010/wordprocessingInk" xmlns:wne="http://schemas.microsoft.com/office/word/2006/wordml" xmlns:wps="http://schemas.microsoft.com/office/word/2010/wordprocessingShape" mc:Ignorable="w14 w15 w16se w16cid w16 w16cex w16sdtdh w16sdtfl w16du wp14">
   <w:abstractNum w:abstractNumId="0" w15:restartNumberingAfterBreak="0">
     <w:nsid w:val="FFFFFF7C"/>
     <w:multiLevelType w:val="singleLevel"/>
@@ -1441,7 +1559,7 @@
 </file>
 
 <file path=word/styles.xml><?xml version="1.0" encoding="utf-8"?>
-<w:styles xmlns:mc="http://schemas.openxmlformats.org/markup-compatibility/2006" xmlns:r="http://schemas.openxmlformats.org/officeDocument/2006/relationships" xmlns:w="http://schemas.openxmlformats.org/wordprocessingml/2006/main" xmlns:w14="http://schemas.microsoft.com/office/word/2010/wordml" xmlns:w15="http://schemas.microsoft.com/office/word/2012/wordml" xmlns:w16cex="http://schemas.microsoft.com/office/word/2018/wordml/cex" xmlns:w16cid="http://schemas.microsoft.com/office/word/2016/wordml/cid" xmlns:w16="http://schemas.microsoft.com/office/word/2018/wordml" xmlns:w16sdtdh="http://schemas.microsoft.com/office/word/2020/wordml/sdtdatahash" xmlns:w16se="http://schemas.microsoft.com/office/word/2015/wordml/symex" mc:Ignorable="w14 w15 w16se w16cid w16 w16cex w16sdtdh">
+<w:styles xmlns:mc="http://schemas.openxmlformats.org/markup-compatibility/2006" xmlns:r="http://schemas.openxmlformats.org/officeDocument/2006/relationships" xmlns:w="http://schemas.openxmlformats.org/wordprocessingml/2006/main" xmlns:w14="http://schemas.microsoft.com/office/word/2010/wordml" xmlns:w15="http://schemas.microsoft.com/office/word/2012/wordml" xmlns:w16cex="http://schemas.microsoft.com/office/word/2018/wordml/cex" xmlns:w16cid="http://schemas.microsoft.com/office/word/2016/wordml/cid" xmlns:w16="http://schemas.microsoft.com/office/word/2018/wordml" xmlns:w16du="http://schemas.microsoft.com/office/word/2023/wordml/word16du" xmlns:w16sdtdh="http://schemas.microsoft.com/office/word/2020/wordml/sdtdatahash" xmlns:w16sdtfl="http://schemas.microsoft.com/office/word/2024/wordml/sdtformatlock" xmlns:w16se="http://schemas.microsoft.com/office/word/2015/wordml/symex" mc:Ignorable="w14 w15 w16se w16cid w16 w16cex w16sdtdh w16sdtfl w16du">
   <w:docDefaults>
     <w:rPrDefault>
       <w:rPr>
@@ -2199,7 +2317,7 @@
     <w:link w:val="TitleChar"/>
     <w:uiPriority w:val="10"/>
     <w:qFormat/>
-    <w:rsid w:val="007106C8"/>
+    <w:rsid w:val="00E854FA"/>
     <w:pPr>
       <w:spacing w:after="300" w:line="240" w:lineRule="auto"/>
       <w:contextualSpacing/>
@@ -2209,7 +2327,7 @@
       <w:rFonts w:eastAsiaTheme="majorEastAsia" w:cstheme="majorBidi"/>
       <w:spacing w:val="5"/>
       <w:kern w:val="28"/>
-      <w:sz w:val="52"/>
+      <w:sz w:val="40"/>
       <w:szCs w:val="52"/>
       <w:lang w:val="sv-SE" w:eastAsia="en-US" w:bidi="ar-SA"/>
     </w:rPr>
@@ -2219,12 +2337,12 @@
     <w:basedOn w:val="DefaultParagraphFont"/>
     <w:link w:val="Title"/>
     <w:uiPriority w:val="10"/>
-    <w:rsid w:val="007106C8"/>
+    <w:rsid w:val="00E854FA"/>
     <w:rPr>
       <w:rFonts w:ascii="Times New Roman" w:eastAsiaTheme="majorEastAsia" w:hAnsi="Times New Roman" w:cstheme="majorBidi"/>
       <w:spacing w:val="5"/>
       <w:kern w:val="28"/>
-      <w:sz w:val="52"/>
+      <w:sz w:val="40"/>
       <w:szCs w:val="52"/>
       <w:lang w:val="sv-SE" w:eastAsia="en-US" w:bidi="ar-SA"/>
     </w:rPr>

--- a/klagomål/A 60620-2025 FSC-klagomål.docx
+++ b/klagomål/A 60620-2025 FSC-klagomål.docx
@@ -1339,7 +1339,7 @@
     <w:r>
       <w:tab/>
       <w:tab/>
-      <w:t>2026-06-18</w:t>
+      <w:t>2026-06-19</w:t>
       <w:br/>
       <w:br/>
     </w:r>

--- a/klagomål/A 60620-2025 FSC-klagomål.docx
+++ b/klagomål/A 60620-2025 FSC-klagomål.docx
@@ -1339,7 +1339,7 @@
     <w:r>
       <w:tab/>
       <w:tab/>
-      <w:t>2026-06-19</w:t>
+      <w:t>2026-06-20</w:t>
       <w:br/>
       <w:br/>
     </w:r>

--- a/klagomål/A 60620-2025 FSC-klagomål.docx
+++ b/klagomål/A 60620-2025 FSC-klagomål.docx
@@ -168,38 +168,7 @@
     </w:p>
     <w:p>
       <w:r>
-        <w:t>Detta dokument behandlar höga naturvärden i avverkningsanmälan A 60620-2025 i Bräcke kommun som inkom 2025-12-05 och omfattar 3,5 ha.</w:t>
-      </w:r>
-    </w:p>
-    <w:p>
-      <w:r>
-        <w:t>Nedan presenteras fynd av naturvårdsarter och fridlysta arter som gjorts i det avverkningsanmälda området, samt relevanta utdrag ur standarderna för FSC, Chain of Custody, Controlled Wood och PEFC. I BILAGA 1 finns artfakta om fridlysta och rödlistade arter.</w:t>
-      </w:r>
-    </w:p>
-    <w:p>
-      <w:r>
-        <w:t>Vi förväntar oss att ni återkommer med ett skriftligt svar på vårt klagomål och även beskriver vilka korrigerande åtgärder ni satt in för att rätta till identifierade brister i er efterlevnad av den svenska FSC standarden.</w:t>
-      </w:r>
-    </w:p>
-    <w:p>
-      <w:pPr>
-        <w:pStyle w:val="Heading1"/>
-      </w:pPr>
-      <w:r>
-        <w:t>Naturvårdsarter</w:t>
-      </w:r>
-    </w:p>
-    <w:p>
-      <w:r>
-        <w:t>I avverkningsanmälan har följande 11 naturvårdsarter hittats: garnlav (VU, T), gammelgransskål (NT, T), lavskrika (NT, T, §4), lunglav (NT, T), talltita (NT, §4), vedtrappmossa (NT, T), vitgrynig nållav (NT), bårdlav (S, T), luddlav (S, T), stuplav (S, T) och revlummer (§9). Av dessa är 7 rödlistade. För rödlistade arter har rödlistekategorin angivits inom parentes. Arter som är signalarter enligt Skogsstyrelsen har markerats med (S). Typiska arter inom Natura 2000 som är kopplade till skogsekosystem har markerats med (T). För fridlysta arter anges även paragrafen i Artskyddsförordningen som arten är fridlyst enligt.</w:t>
-      </w:r>
-    </w:p>
-    <w:p>
-      <w:r>
-        <w:t>De påträffade naturvårdsarterna är ett tydligt kvitto på att det rör sig om en skog med höga naturvärden.</w:t>
-      </w:r>
-      <w:r>
-        <w:t xml:space="preserve"> I Figur 1 visas fyndplatser för naturvårdsarter i området, som finns registrerade på Artportalen.</w:t>
+        <w:t>Detta klagomål behandlar höga naturvärden i avverkningsanmälan A 60620-2025 i Bräcke kommun som inkom 2025-12-05 och omfattar 3,5 ha.</w:t>
       </w:r>
     </w:p>
     <w:p>
@@ -247,34 +216,84 @@
         <w:spacing w:after="240"/>
       </w:pPr>
       <w:r>
-        <w:t>Figur 1. Fyndplatser för naturvårdsarter i avverkningsanmälan (röd linje). Markörer utan svart kant är placerade på fyndplatsen. Markörer med svart kant är placerade vid sidan av fyndplatsen och har ett svart streck som visar fyndplatsens exakta position. Kartans mittpunktskoordinat är N 6973363, E 555388 i SWEREF 99 TM.</w:t>
+        <w:t>Figur 1. Fyndplatser för naturvårdsarter i avverkningsanmälan. Markörer utan svart kant är placerade på fyndplatsen. Markörer med svart kant är placerade vid sidan av fyndplatsen har ett svart streck som visar fyndplatsens exakta position. Kartans mittpunktskoordinat är N 6973363, E 555388 i SWEREF 99 TM.</w:t>
+      </w:r>
+    </w:p>
+    <w:p>
+      <w:r>
+        <w:t>I avverkningsanmälan finns fynd av 11 naturvårdsarter, varav 7 är rödlistade, 3 är fridlysta, 8 är typiska (T) och 3 är signalarter (S): garnlav (VU, T), gammelgransskål (NT, T), lavskrika (NT, T, §4), lunglav (NT, T), talltita (NT, §4), vedtrappmossa (NT, T), vitgrynig nållav (NT), bårdlav (S, T), luddlav (S, T), stuplav (S, T) och revlummer (§9). Se Figur 1.</w:t>
+      </w:r>
+    </w:p>
+    <w:p>
+      <w:r>
+        <w:t>Nedan presenteras relevanta utdrag ur standarderna för FSC, Chain of Custody, Controlled Wood och PEFC.</w:t>
+      </w:r>
+    </w:p>
+    <w:p>
+      <w:r>
+        <w:t>Vi förväntar oss att ni återkommer med ett skriftligt svar på vårt klagomål och även beskriver vilka korrigerande åtgärder ni satt in för att rätta till identifierade brister i er efterlevnad av den svenska FSC standarden.</w:t>
       </w:r>
     </w:p>
     <w:p>
       <w:pPr>
-        <w:pStyle w:val="Heading2"/>
+        <w:pStyle w:val="Heading1"/>
       </w:pPr>
       <w:r>
-        <w:t>Fridlysta arter</w:t>
+        <w:t>Naturvårdsarter och fridlysta arter</w:t>
       </w:r>
     </w:p>
     <w:p>
       <w:r>
-        <w:t>Följande fridlysta arter har sina livsmiljöer och växtplatser i den avverkningsanmälda skogen: lavskrika (NT, T, §4), talltita (NT, §4) och revlummer (§9).</w:t>
+        <w:t>Nedan följer beskrivningar av de naturvårdsarter och fridlysta arter som har sina livsmiljöer och växtplatser i den avverkningsanmälda skogen. Se även ytterligare artfakta i BILAGA 1. De påträffade naturvårdsarterna är ett tydligt kvitto på att det rör sig om en skog med höga naturvärden.</w:t>
       </w:r>
     </w:p>
     <w:p>
-      <w:r>
-        <w:t xml:space="preserve">Observera att medlemsländerna är skyldiga att agera i enlighet med EU:s fågeldirektiv där det uttryckligen står att direktivet gäller för fåglar samt för deras ägg, bon och </w:t>
-      </w:r>
       <w:r>
         <w:rPr>
           <w:b/>
         </w:rPr>
-        <w:t xml:space="preserve">livsmiljöer </w:t>
-      </w:r>
-      <w:r>
-        <w:t>(artikel 1). Vidare att de åtgärder som vidtas inte får leda till en försämring av den nuvarande situationen beträffande bevarandet av de fågelarter som avses i artikel 1 (artikel 13). Fågeldirektivet är styrande för tillsynsansvariga myndigheters ärendehantering, ställningstaganden och beslutsfattande.</w:t>
+        <w:t>Garnlav (VU)</w:t>
+      </w:r>
+      <w:r>
+        <w:t xml:space="preserve"> är en utpräglad barrskogsart som ibland kan drapera träden i norrländska grannaturskogar med hög luftfuktighet. Den förekommer även i talldominerade bestånd där den, förutom i trädens grenverk, påträffas hängande över ojämnheter i tallbarken. Arten har minskat starkt i södra och mellersta Sverige och den minskar även i sitt nordliga utbredningsområde. Minskningstakten uppgår till 30 (20–50) % inom 50 år och överstiger gränsvärdet för Sårbar (VU). Orsaken till tillbakagången beror främst på slutavverkningar av naturskogsartade skogar. Bestånd med riklig förekomst bör regelmässigt sparas, vilket även gynnar flera andra sällsynta och rödlistade arter. Garnlav är värdväxt för den mycket sällsynta och akut hotade fjärilen barrskogslavfly (CR) som hör hemma i boreala barrskogar med riklig förekomst av värdväxten. Tidigare kunde arten konstateras årligen på flera platser vid Dala-Floda i Dalarna innan lokalerna kalavverkades. Senaste fyndet i landet av barrskogslavfly är från år 2000 då den påträffades vid Högberget i Sollefteå kommun. Garnlav är typisk art för </w:t>
+      </w:r>
+      <w:r>
+        <w:rPr>
+          <w:i/>
+        </w:rPr>
+        <w:t xml:space="preserve">9010 Taiga </w:t>
+      </w:r>
+      <w:r>
+        <w:t>och</w:t>
+      </w:r>
+      <w:r>
+        <w:rPr>
+          <w:i/>
+        </w:rPr>
+        <w:t xml:space="preserve"> 9070 Trädklädd betesmark</w:t>
+      </w:r>
+      <w:r>
+        <w:t xml:space="preserve"> (SLU Artdatabanken, 2026).</w:t>
+      </w:r>
+    </w:p>
+    <w:p>
+      <w:r>
+        <w:rPr>
+          <w:b/>
+        </w:rPr>
+        <w:t>Gammelgransskål (NT)</w:t>
+      </w:r>
+      <w:r>
+        <w:t xml:space="preserve"> är en liten skålsvamp som växer på gamla granar med skrovlig bark. Typiska växtplatser är gransumpskog i myrkanter, bäckdråg, bäckraviner och skuggiga bergssluttningar, men också skog på torrare mark kan hysa arten om beståndet har stark naturskogskaraktär. Bestånd med arten bör behandlas som nyckelbiotoper och sparas vid en slutavverkning. Även gallring bör undvikas. Gammelgransskål är typisk art för </w:t>
+      </w:r>
+      <w:r>
+        <w:rPr>
+          <w:i/>
+        </w:rPr>
+        <w:t>9010 Taiga</w:t>
+      </w:r>
+      <w:r>
+        <w:t xml:space="preserve"> (SLU Artdatabanken, 2024; Nitare &amp; Skogsstyrelsen, 2019).</w:t>
       </w:r>
     </w:p>
     <w:p>
@@ -302,23 +321,97 @@
         <w:rPr>
           <w:b/>
         </w:rPr>
-        <w:t>Talltita (NT, §4)</w:t>
-      </w:r>
-      <w:r>
-        <w:t>, rödlistad som nära hotad och prioriterad art i Skogsvårdslagen, har häckningsrevir i anmälan. Arten har minskat kraftigt de senaste 30 åren och minskningstakten innevarande 10-årsperiod beräknas till 20 (10–30) %. Talltitan är synnerligen trogen sitt cirka 15 hektar stora revir och är beroende av flerskiktade olikåldriga skogar för att kunna föda upp sina ungar. Talltitan försvinner om dess livsmiljö kalavverkas (Eggers &amp; Low, 2014; Ekman, 1979; Griesser et al, 2007; Klein, 2020; Siffczyk et al, 2003; SLU Artdatabanken, 2021).</w:t>
+        <w:t>Lunglav (NT)</w:t>
+      </w:r>
+      <w:r>
+        <w:t xml:space="preserve"> är en av vårt lands främsta signalarter som överallt indikerar gamla lövträd, skogsbestånd med höga naturvärden och ekosystem med långskoglig kontinuitet. Lokalt kan förekomsten vara mycket riklig men den hittas nästan enbart i gamla och ej slutavverkade skogar. Artens samtliga förekomster bör uppmärksammas från naturvårdssynpunkt, då många lokaler även hyser andra ovanliga och rödlistade arter. Rikliga förekomster bör skyddas med biotopskydd, frivilliga avsättningar eller reservat. På lunglav kan de sällsynta lavparasiterna lunglavshårprick (CR), </w:t>
+      </w:r>
+      <w:r>
+        <w:rPr>
+          <w:i/>
+        </w:rPr>
+        <w:t>Abrothallus diederichii</w:t>
+      </w:r>
+      <w:r>
+        <w:t xml:space="preserve"> (VU), </w:t>
+      </w:r>
+      <w:r>
+        <w:rPr>
+          <w:i/>
+        </w:rPr>
+        <w:t>Abrothallus lobariae</w:t>
+      </w:r>
+      <w:r>
+        <w:t xml:space="preserve"> (VU), </w:t>
+      </w:r>
+      <w:r>
+        <w:rPr>
+          <w:i/>
+        </w:rPr>
+        <w:t>Calycina lobariae</w:t>
+      </w:r>
+      <w:r>
+        <w:t xml:space="preserve"> (VU), lunglavsknapp (VU) och skrovelmössing (VU) påträffas. Lunglav är typisk art för </w:t>
+      </w:r>
+      <w:r>
+        <w:rPr>
+          <w:i/>
+        </w:rPr>
+        <w:t>9010 Taiga, 9020 Nordlig ädellövskog, 9110 Näringsfattig bokskog, 9130 Näringsrik bokskog, 9160 Näringsrik ekskog, 9180 Ädellövskog i branter, 9190 Näringsfattig ekskog, 9070 Trädklädd betesmark, 9040 Fjällbjörkskog</w:t>
+      </w:r>
+      <w:r>
+        <w:t xml:space="preserve"> och</w:t>
+      </w:r>
+      <w:r>
+        <w:rPr>
+          <w:i/>
+        </w:rPr>
+        <w:t xml:space="preserve"> 6530 Lövängar</w:t>
+      </w:r>
+      <w:r>
+        <w:t xml:space="preserve"> (SLU Artdatabanken, 2026; Nitare &amp; Skogsstyrelsen, 2019).</w:t>
       </w:r>
     </w:p>
     <w:p>
       <w:r>
-        <w:t>I BILAGA 1 finns mer detaljerad information om ekologi samt krav på livsmiljö hos fridlysta arter.</w:t>
+        <w:rPr>
+          <w:b/>
+        </w:rPr>
+        <w:t>Talltita (NT, §4)</w:t>
+      </w:r>
+      <w:r>
+        <w:t>, rödlistad som nära hotad och prioriterad art i Skogsvårdslagen, har häckningsrevir i anmälan. Arten har minskat kraftigt de senaste 30 åren och minskningstakten innevarande 10-årsperiod beräknas till 20 (10–30) %. Talltitan är synnerligen trogen sitt cirka 15 hektar stora revir och är beroende av flerskiktade olikåldriga skogar för att kunna föda upp sina ungar. Talltitan försvinner om dess livsmiljö kalavverkas (Eggers &amp; Low, 2014; Ekman, 1979; Griesser et al, 2007; Klein, 2020; Siffczyk et al, 2003; SLU Artdatabanken, 2021).</w:t>
       </w:r>
     </w:p>
     <w:p>
-      <w:pPr>
-        <w:pStyle w:val="Heading2"/>
-      </w:pPr>
-      <w:r>
-        <w:t>Övriga naturvårdsarter</w:t>
+      <w:r>
+        <w:rPr>
+          <w:b/>
+        </w:rPr>
+        <w:t xml:space="preserve">Vedtrappmossa (NT) </w:t>
+      </w:r>
+      <w:r>
+        <w:t xml:space="preserve">växer på död ved, främst i gammal granskog. Den förekommer knappast alls i fjällnära barrskogar utan finns i skogslandskapet nedom fjällen och framför allt i landets södra delar är den en mycket bra signalart för barrnaturskog med höga naturvärden. Skogsavverkning och brist på grov död ved i skogen är de allvarligaste hoten och den överlever inte kalhyggesbruk. Lokaler med sluten granskog, tillräckligt stora för att säkerställa ett kontinuerligt tillskott på grova lågor, bör undantas från storskaligt skogsbruk. Vedtrappmossa är typisk art för </w:t>
+      </w:r>
+      <w:r>
+        <w:rPr>
+          <w:i/>
+        </w:rPr>
+        <w:t>9010 Taiga</w:t>
+      </w:r>
+      <w:r>
+        <w:t xml:space="preserve"> (SLU Artdatabanken, 2024).</w:t>
+      </w:r>
+    </w:p>
+    <w:p>
+      <w:r>
+        <w:rPr>
+          <w:b/>
+        </w:rPr>
+        <w:t>Vitgrynig nållav (NT)</w:t>
+      </w:r>
+      <w:r>
+        <w:t xml:space="preserve"> växer nästan uteslutande på bark av gamla, senvuxna granar i skuggiga lägen med hög och jämn luftfuktighet. Den vanligaste naturtypen för arten är kontinuitetsskogar på frisk mark men den finns också i sumpgranskogar. På lång sikt utgör avverkningar av olikåldriga granskogar av naturskogskaraktär ett allvarligt hot mot arten och skogsbruksåtgärder på eller i närheten av växtplatserna bör undvikas. Naturskogsartade, fuktiga granskogar med förekomster av arten signalerar höga biologiska värden och bör bevaras (SLU Artdatabanken, 2024; Nitare &amp; Skogsstyrelsen, 2019).</w:t>
       </w:r>
     </w:p>
     <w:p>
@@ -373,10 +466,84 @@
         <w:rPr>
           <w:b/>
         </w:rPr>
-        <w:t>Gammelgransskål (NT)</w:t>
-      </w:r>
-      <w:r>
-        <w:t xml:space="preserve"> är en liten skålsvamp som växer på gamla granar med skrovlig bark. Typiska växtplatser är gransumpskog i myrkanter, bäckdråg, bäckraviner och skuggiga bergssluttningar, men också skog på torrare mark kan hysa arten om beståndet har stark naturskogskaraktär. Bestånd med arten bör behandlas som nyckelbiotoper och sparas vid en slutavverkning. Även gallring bör undvikas. Gammelgransskål är typisk art för </w:t>
+        <w:t>Luddlav</w:t>
+      </w:r>
+      <w:r>
+        <w:t xml:space="preserve"> signalerar lång skoglig kontinuitet med ett stabilt lokal- och mikroklimat med hög och jämn fuktighet. Luddlav är typisk art för </w:t>
+      </w:r>
+      <w:r>
+        <w:rPr>
+          <w:i/>
+        </w:rPr>
+        <w:t>9010 Taiga,</w:t>
+      </w:r>
+      <w:r>
+        <w:t xml:space="preserve"> </w:t>
+      </w:r>
+      <w:r>
+        <w:rPr>
+          <w:i/>
+        </w:rPr>
+        <w:t xml:space="preserve">9020 Nordlig ädellövskog, 9070 Trädklädd betesmark, 9110 Näringsfattig bokskog, 9180 Ädellövskog i branter </w:t>
+      </w:r>
+      <w:r>
+        <w:t>och</w:t>
+      </w:r>
+      <w:r>
+        <w:rPr>
+          <w:i/>
+        </w:rPr>
+        <w:t xml:space="preserve"> 9190 Näringsfattig ekskog </w:t>
+      </w:r>
+      <w:r>
+        <w:t>(Nitare &amp; Skogsstyrelsen, 2019; SLU Artdatabanken, 2025).</w:t>
+      </w:r>
+    </w:p>
+    <w:p>
+      <w:r>
+        <w:rPr>
+          <w:b/>
+        </w:rPr>
+        <w:t>Stuplav</w:t>
+      </w:r>
+      <w:r>
+        <w:t xml:space="preserve"> är en mycket bra signalart i hela sitt utbredningsområde och förekommer nästan enbart i skogsmiljöer med höga naturvärden. Den indikerar långvarig förekomst av gamla lövträd och miljöer med konstant hög luftfuktighet. I skogar med suboceaniskt klimat finns det en mycket sällsynt parasit, njurlavsknapp </w:t>
+      </w:r>
+      <w:r>
+        <w:rPr>
+          <w:i/>
+        </w:rPr>
+        <w:t>Pletocarpon nephromeum</w:t>
+      </w:r>
+      <w:r>
+        <w:t xml:space="preserve"> (EN), som växer på stuplav. Ytterligare tre sällsynta lavparasiter, </w:t>
+      </w:r>
+      <w:r>
+        <w:rPr>
+          <w:i/>
+        </w:rPr>
+        <w:t>Protounguicularia nephromatis</w:t>
+      </w:r>
+      <w:r>
+        <w:t xml:space="preserve"> (VU), </w:t>
+      </w:r>
+      <w:r>
+        <w:rPr>
+          <w:i/>
+        </w:rPr>
+        <w:t>Refractohilum galligenum</w:t>
+      </w:r>
+      <w:r>
+        <w:t xml:space="preserve"> (NT) och </w:t>
+      </w:r>
+      <w:r>
+        <w:rPr>
+          <w:i/>
+        </w:rPr>
+        <w:t>Roselliniella nephromatis</w:t>
+      </w:r>
+      <w:r>
+        <w:t xml:space="preserve"> (DD), kan också påträffas på stuplav. Stuplav är typisk art för </w:t>
       </w:r>
       <w:r>
         <w:rPr>
@@ -385,217 +552,7 @@
         <w:t>9010 Taiga</w:t>
       </w:r>
       <w:r>
-        <w:t xml:space="preserve"> (SLU Artdatabanken, 2024; Nitare &amp; Skogsstyrelsen, 2019).</w:t>
-      </w:r>
-    </w:p>
-    <w:p>
-      <w:r>
-        <w:rPr>
-          <w:b/>
-        </w:rPr>
-        <w:t>Garnlav (VU)</w:t>
-      </w:r>
-      <w:r>
-        <w:t xml:space="preserve"> är en utpräglad barrskogsart som ibland kan drapera träden i norrländska grannaturskogar med hög luftfuktighet. Den förekommer även i talldominerade bestånd där den, förutom i trädens grenverk, påträffas hängande över ojämnheter i tallbarken. Arten har minskat starkt i södra och mellersta Sverige och den minskar även i sitt nordliga utbredningsområde. Minskningstakten uppgår till 30 (20–50) % inom 50 år och överstiger gränsvärdet för Sårbar (VU). Orsaken till tillbakagången beror främst på slutavverkningar av naturskogsartade skogar. Bestånd med riklig förekomst bör regelmässigt sparas, vilket även gynnar flera andra sällsynta och rödlistade arter. Garnlav är värdväxt för den mycket sällsynta och akut hotade fjärilen barrskogslavfly (CR) som hör hemma i boreala barrskogar med riklig förekomst av värdväxten. Tidigare kunde arten konstateras årligen på flera platser vid Dala-Floda i Dalarna innan lokalerna kalavverkades. Senaste fyndet i landet av barrskogslavfly är från år 2000 då den påträffades vid Högberget i Sollefteå kommun. Garnlav är typisk art för </w:t>
-      </w:r>
-      <w:r>
-        <w:rPr>
-          <w:i/>
-        </w:rPr>
-        <w:t xml:space="preserve">9010 Taiga </w:t>
-      </w:r>
-      <w:r>
-        <w:t>och</w:t>
-      </w:r>
-      <w:r>
-        <w:rPr>
-          <w:i/>
-        </w:rPr>
-        <w:t xml:space="preserve"> 9070 Trädklädd betesmark</w:t>
-      </w:r>
-      <w:r>
-        <w:t xml:space="preserve"> (SLU Artdatabanken, 2026).</w:t>
-      </w:r>
-    </w:p>
-    <w:p>
-      <w:r>
-        <w:rPr>
-          <w:b/>
-        </w:rPr>
-        <w:t>Luddlav</w:t>
-      </w:r>
-      <w:r>
-        <w:t xml:space="preserve"> signalerar lång skoglig kontinuitet med ett stabilt lokal- och mikroklimat med hög och jämn fuktighet. Luddlav är typisk art för </w:t>
-      </w:r>
-      <w:r>
-        <w:rPr>
-          <w:i/>
-        </w:rPr>
-        <w:t>9010 Taiga,</w:t>
-      </w:r>
-      <w:r>
-        <w:t xml:space="preserve"> </w:t>
-      </w:r>
-      <w:r>
-        <w:rPr>
-          <w:i/>
-        </w:rPr>
-        <w:t xml:space="preserve">9020 Nordlig ädellövskog, 9070 Trädklädd betesmark, 9110 Näringsfattig bokskog, 9180 Ädellövskog i branter </w:t>
-      </w:r>
-      <w:r>
-        <w:t>och</w:t>
-      </w:r>
-      <w:r>
-        <w:rPr>
-          <w:i/>
-        </w:rPr>
-        <w:t xml:space="preserve"> 9190 Näringsfattig ekskog </w:t>
-      </w:r>
-      <w:r>
-        <w:t>(Nitare &amp; Skogsstyrelsen, 2019; SLU Artdatabanken, 2025).</w:t>
-      </w:r>
-    </w:p>
-    <w:p>
-      <w:r>
-        <w:rPr>
-          <w:b/>
-        </w:rPr>
-        <w:t>Lunglav (NT)</w:t>
-      </w:r>
-      <w:r>
-        <w:t xml:space="preserve"> är en av vårt lands främsta signalarter som överallt indikerar gamla lövträd, skogsbestånd med höga naturvärden och ekosystem med långskoglig kontinuitet. Lokalt kan förekomsten vara mycket riklig men den hittas nästan enbart i gamla och ej slutavverkade skogar. Artens samtliga förekomster bör uppmärksammas från naturvårdssynpunkt, då många lokaler även hyser andra ovanliga och rödlistade arter. Rikliga förekomster bör skyddas med biotopskydd, frivilliga avsättningar eller reservat. På lunglav kan de sällsynta lavparasiterna lunglavshårprick (CR), </w:t>
-      </w:r>
-      <w:r>
-        <w:rPr>
-          <w:i/>
-        </w:rPr>
-        <w:t>Abrothallus diederichii</w:t>
-      </w:r>
-      <w:r>
-        <w:t xml:space="preserve"> (VU), </w:t>
-      </w:r>
-      <w:r>
-        <w:rPr>
-          <w:i/>
-        </w:rPr>
-        <w:t>Abrothallus lobariae</w:t>
-      </w:r>
-      <w:r>
-        <w:t xml:space="preserve"> (VU), </w:t>
-      </w:r>
-      <w:r>
-        <w:rPr>
-          <w:i/>
-        </w:rPr>
-        <w:t>Calycina lobariae</w:t>
-      </w:r>
-      <w:r>
-        <w:t xml:space="preserve"> (VU), lunglavsknapp (VU) och skrovelmössing (VU) påträffas. Lunglav är typisk art för </w:t>
-      </w:r>
-      <w:r>
-        <w:rPr>
-          <w:i/>
-        </w:rPr>
-        <w:t>9010 Taiga, 9020 Nordlig ädellövskog, 9110 Näringsfattig bokskog, 9130 Näringsrik bokskog, 9160 Näringsrik ekskog, 9180 Ädellövskog i branter, 9190 Näringsfattig ekskog, 9070 Trädklädd betesmark, 9040 Fjällbjörkskog</w:t>
-      </w:r>
-      <w:r>
-        <w:t xml:space="preserve"> och</w:t>
-      </w:r>
-      <w:r>
-        <w:rPr>
-          <w:i/>
-        </w:rPr>
-        <w:t xml:space="preserve"> 6530 Lövängar</w:t>
-      </w:r>
-      <w:r>
         <w:t xml:space="preserve"> (SLU Artdatabanken, 2026; Nitare &amp; Skogsstyrelsen, 2019).</w:t>
-      </w:r>
-    </w:p>
-    <w:p>
-      <w:r>
-        <w:rPr>
-          <w:b/>
-        </w:rPr>
-        <w:t>Stuplav</w:t>
-      </w:r>
-      <w:r>
-        <w:t xml:space="preserve"> är en mycket bra signalart i hela sitt utbredningsområde och förekommer nästan enbart i skogsmiljöer med höga naturvärden. Den indikerar långvarig förekomst av gamla lövträd och miljöer med konstant hög luftfuktighet. I skogar med suboceaniskt klimat finns det en mycket sällsynt parasit, njurlavsknapp </w:t>
-      </w:r>
-      <w:r>
-        <w:rPr>
-          <w:i/>
-        </w:rPr>
-        <w:t>Pletocarpon nephromeum</w:t>
-      </w:r>
-      <w:r>
-        <w:t xml:space="preserve"> (EN), som växer på stuplav. Ytterligare tre sällsynta lavparasiter, </w:t>
-      </w:r>
-      <w:r>
-        <w:rPr>
-          <w:i/>
-        </w:rPr>
-        <w:t>Protounguicularia nephromatis</w:t>
-      </w:r>
-      <w:r>
-        <w:t xml:space="preserve"> (VU), </w:t>
-      </w:r>
-      <w:r>
-        <w:rPr>
-          <w:i/>
-        </w:rPr>
-        <w:t>Refractohilum galligenum</w:t>
-      </w:r>
-      <w:r>
-        <w:t xml:space="preserve"> (NT) och </w:t>
-      </w:r>
-      <w:r>
-        <w:rPr>
-          <w:i/>
-        </w:rPr>
-        <w:t>Roselliniella nephromatis</w:t>
-      </w:r>
-      <w:r>
-        <w:t xml:space="preserve"> (DD), kan också påträffas på stuplav. Stuplav är typisk art för </w:t>
-      </w:r>
-      <w:r>
-        <w:rPr>
-          <w:i/>
-        </w:rPr>
-        <w:t>9010 Taiga</w:t>
-      </w:r>
-      <w:r>
-        <w:t xml:space="preserve"> (SLU Artdatabanken, 2026; Nitare &amp; Skogsstyrelsen, 2019).</w:t>
-      </w:r>
-    </w:p>
-    <w:p>
-      <w:r>
-        <w:rPr>
-          <w:b/>
-        </w:rPr>
-        <w:t xml:space="preserve">Vedtrappmossa (NT) </w:t>
-      </w:r>
-      <w:r>
-        <w:t xml:space="preserve">växer på död ved, främst i gammal granskog. Den förekommer knappast alls i fjällnära barrskogar utan finns i skogslandskapet nedom fjällen och framför allt i landets södra delar är den en mycket bra signalart för barrnaturskog med höga naturvärden. Skogsavverkning och brist på grov död ved i skogen är de allvarligaste hoten och den överlever inte kalhyggesbruk. Lokaler med sluten granskog, tillräckligt stora för att säkerställa ett kontinuerligt tillskott på grova lågor, bör undantas från storskaligt skogsbruk. Vedtrappmossa är typisk art för </w:t>
-      </w:r>
-      <w:r>
-        <w:rPr>
-          <w:i/>
-        </w:rPr>
-        <w:t>9010 Taiga</w:t>
-      </w:r>
-      <w:r>
-        <w:t xml:space="preserve"> (SLU Artdatabanken, 2024).</w:t>
-      </w:r>
-    </w:p>
-    <w:p>
-      <w:r>
-        <w:rPr>
-          <w:b/>
-        </w:rPr>
-        <w:t>Vitgrynig nållav (NT)</w:t>
-      </w:r>
-      <w:r>
-        <w:t xml:space="preserve"> växer nästan uteslutande på bark av gamla, senvuxna granar i skuggiga lägen med hög och jämn luftfuktighet. Den vanligaste naturtypen för arten är kontinuitetsskogar på frisk mark men den finns också i sumpgranskogar. På lång sikt utgör avverkningar av olikåldriga granskogar av naturskogskaraktär ett allvarligt hot mot arten och skogsbruksåtgärder på eller i närheten av växtplatserna bör undvikas. Naturskogsartade, fuktiga granskogar med förekomster av arten signalerar höga biologiska värden och bör bevaras (SLU Artdatabanken, 2024; Nitare &amp; Skogsstyrelsen, 2019).</w:t>
       </w:r>
     </w:p>
     <w:p>
@@ -1339,7 +1296,7 @@
     <w:r>
       <w:tab/>
       <w:tab/>
-      <w:t>2026-06-20</w:t>
+      <w:t>2026-06-21</w:t>
       <w:br/>
       <w:br/>
     </w:r>

--- a/klagomål/A 60620-2025 FSC-klagomål.docx
+++ b/klagomål/A 60620-2025 FSC-klagomål.docx
@@ -1296,7 +1296,7 @@
     <w:r>
       <w:tab/>
       <w:tab/>
-      <w:t>2026-06-21</w:t>
+      <w:t>2026-06-22</w:t>
       <w:br/>
       <w:br/>
     </w:r>

--- a/klagomål/A 60620-2025 FSC-klagomål.docx
+++ b/klagomål/A 60620-2025 FSC-klagomål.docx
@@ -1296,7 +1296,7 @@
     <w:r>
       <w:tab/>
       <w:tab/>
-      <w:t>2026-06-22</w:t>
+      <w:t>2026-06-23</w:t>
       <w:br/>
       <w:br/>
     </w:r>

--- a/klagomål/A 60620-2025 FSC-klagomål.docx
+++ b/klagomål/A 60620-2025 FSC-klagomål.docx
@@ -1296,7 +1296,7 @@
     <w:r>
       <w:tab/>
       <w:tab/>
-      <w:t>2026-06-23</w:t>
+      <w:t>2026-06-24</w:t>
       <w:br/>
       <w:br/>
     </w:r>

--- a/klagomål/A 60620-2025 FSC-klagomål.docx
+++ b/klagomål/A 60620-2025 FSC-klagomål.docx
@@ -1296,7 +1296,7 @@
     <w:r>
       <w:tab/>
       <w:tab/>
-      <w:t>2026-06-24</w:t>
+      <w:t>2026-06-25</w:t>
       <w:br/>
       <w:br/>
     </w:r>

--- a/klagomål/A 60620-2025 FSC-klagomål.docx
+++ b/klagomål/A 60620-2025 FSC-klagomål.docx
@@ -1296,7 +1296,7 @@
     <w:r>
       <w:tab/>
       <w:tab/>
-      <w:t>2026-06-25</w:t>
+      <w:t>2026-06-26</w:t>
       <w:br/>
       <w:br/>
     </w:r>

--- a/klagomål/A 60620-2025 FSC-klagomål.docx
+++ b/klagomål/A 60620-2025 FSC-klagomål.docx
@@ -1296,7 +1296,7 @@
     <w:r>
       <w:tab/>
       <w:tab/>
-      <w:t>2026-06-26</w:t>
+      <w:t>2026-06-27</w:t>
       <w:br/>
       <w:br/>
     </w:r>

--- a/klagomål/A 60620-2025 FSC-klagomål.docx
+++ b/klagomål/A 60620-2025 FSC-klagomål.docx
@@ -1296,7 +1296,7 @@
     <w:r>
       <w:tab/>
       <w:tab/>
-      <w:t>2026-06-27</w:t>
+      <w:t>2026-06-28</w:t>
       <w:br/>
       <w:br/>
     </w:r>

--- a/klagomål/A 60620-2025 FSC-klagomål.docx
+++ b/klagomål/A 60620-2025 FSC-klagomål.docx
@@ -1296,7 +1296,7 @@
     <w:r>
       <w:tab/>
       <w:tab/>
-      <w:t>2026-06-28</w:t>
+      <w:t>2026-06-29</w:t>
       <w:br/>
       <w:br/>
     </w:r>

--- a/klagomål/A 60620-2025 FSC-klagomål.docx
+++ b/klagomål/A 60620-2025 FSC-klagomål.docx
@@ -1296,7 +1296,7 @@
     <w:r>
       <w:tab/>
       <w:tab/>
-      <w:t>2026-06-29</w:t>
+      <w:t>2026-06-30</w:t>
       <w:br/>
       <w:br/>
     </w:r>

--- a/klagomål/A 60620-2025 FSC-klagomål.docx
+++ b/klagomål/A 60620-2025 FSC-klagomål.docx
@@ -1296,7 +1296,7 @@
     <w:r>
       <w:tab/>
       <w:tab/>
-      <w:t>2026-06-30</w:t>
+      <w:t>2026-07-01</w:t>
       <w:br/>
       <w:br/>
     </w:r>

--- a/klagomål/A 60620-2025 FSC-klagomål.docx
+++ b/klagomål/A 60620-2025 FSC-klagomål.docx
@@ -1296,7 +1296,7 @@
     <w:r>
       <w:tab/>
       <w:tab/>
-      <w:t>2026-07-01</w:t>
+      <w:t>2026-07-02</w:t>
       <w:br/>
       <w:br/>
     </w:r>

--- a/klagomål/A 60620-2025 FSC-klagomål.docx
+++ b/klagomål/A 60620-2025 FSC-klagomål.docx
@@ -1296,7 +1296,7 @@
     <w:r>
       <w:tab/>
       <w:tab/>
-      <w:t>2026-07-13</w:t>
+      <w:t>2026-07-14</w:t>
       <w:br/>
       <w:br/>
     </w:r>

--- a/klagomål/A 60620-2025 FSC-klagomål.docx
+++ b/klagomål/A 60620-2025 FSC-klagomål.docx
@@ -1296,7 +1296,7 @@
     <w:r>
       <w:tab/>
       <w:tab/>
-      <w:t>2026-07-14</w:t>
+      <w:t>2026-07-15</w:t>
       <w:br/>
       <w:br/>
     </w:r>

--- a/klagomål/A 60620-2025 FSC-klagomål.docx
+++ b/klagomål/A 60620-2025 FSC-klagomål.docx
@@ -1296,7 +1296,7 @@
     <w:r>
       <w:tab/>
       <w:tab/>
-      <w:t>2026-07-15</w:t>
+      <w:t>2026-07-16</w:t>
       <w:br/>
       <w:br/>
     </w:r>

--- a/klagomål/A 60620-2025 FSC-klagomål.docx
+++ b/klagomål/A 60620-2025 FSC-klagomål.docx
@@ -1296,7 +1296,7 @@
     <w:r>
       <w:tab/>
       <w:tab/>
-      <w:t>2026-07-16</w:t>
+      <w:t>2026-07-17</w:t>
       <w:br/>
       <w:br/>
     </w:r>
